--- a/tillsyn/A 23793-2026 tillsynsbegäran.docx
+++ b/tillsyn/A 23793-2026 tillsynsbegäran.docx
@@ -384,7 +384,7 @@
     <w:r>
       <w:tab/>
       <w:tab/>
-      <w:t>2026-06-06</w:t>
+      <w:t>2026-06-07</w:t>
       <w:br/>
       <w:br/>
     </w:r>

--- a/tillsyn/A 23793-2026 tillsynsbegäran.docx
+++ b/tillsyn/A 23793-2026 tillsynsbegäran.docx
@@ -35,7 +35,7 @@
     </w:p>
     <w:p>
       <w:r>
-        <w:t>I avverkningsanmälan har följande 3 naturvårdsarter hittats: aspfjädermossa (VU), spillkråka (NT, §4) och revlummer (§9). Av dessa är 2 rödlistade. För rödlistade arter har rödlistekategorin angivits inom parentes. För fridlysta arter anges även paragrafen i Artskyddsförordningen som arten är fridlyst enligt.</w:t>
+        <w:t>I avverkningsanmälan har följande 4 naturvårdsarter hittats: aspfjädermossa (VU), spillkråka (NT, §4), tretåig hackspett (NT, §4) och revlummer (§9). Av dessa är 3 rödlistade. För rödlistade arter har rödlistekategorin angivits inom parentes. För fridlysta arter anges även paragrafen i Artskyddsförordningen som arten är fridlyst enligt.</w:t>
       </w:r>
     </w:p>
     <w:p>
@@ -50,7 +50,7 @@
       <w:r>
         <w:drawing>
           <wp:inline xmlns:a="http://schemas.openxmlformats.org/drawingml/2006/main" xmlns:pic="http://schemas.openxmlformats.org/drawingml/2006/picture">
-            <wp:extent cx="5486400" cy="4456221"/>
+            <wp:extent cx="5486400" cy="4347021"/>
             <wp:docPr id="1" name="Picture 1"/>
             <wp:cNvGraphicFramePr>
               <a:graphicFrameLocks noChangeAspect="1"/>
@@ -71,7 +71,7 @@
                   <pic:spPr>
                     <a:xfrm>
                       <a:off x="0" y="0"/>
-                      <a:ext cx="5486400" cy="4456221"/>
+                      <a:ext cx="5486400" cy="4347021"/>
                     </a:xfrm>
                     <a:prstGeom prst="rect"/>
                   </pic:spPr>
@@ -120,7 +120,7 @@
     </w:p>
     <w:p>
       <w:r>
-        <w:t>Följande fridlysta arter har sina livsmiljöer och växtplatser i den avverkningsanmälda skogen: spillkråka (NT, §4) och revlummer (§9).</w:t>
+        <w:t>Följande fridlysta arter har sina livsmiljöer och växtplatser i den avverkningsanmälda skogen: spillkråka (NT, §4), tretåig hackspett (NT, §4) och revlummer (§9).</w:t>
       </w:r>
     </w:p>
     <w:p>
@@ -164,6 +164,35 @@
       </w:r>
       <w:r>
         <w:t>. Den behöver grova träd, främst tall, asp och bok som boträd. Skogsbruk med korta omloppstider och täta, homogena ungskogar utgör det största hotet. Spillkråka är en nyckelart i skogliga miljöer vars övergivna bohål utnyttjas av flera andra hålhäckande fågelarter och fladdermöss, däribland pärluggla (EN, §4), knipa (§4), salskrake (§4) och skogsduva (§4). Hökuggla (VU, §4) och slaguggla (§4) häckar ofta i högstubbar som brutits av i höjd med ett gammalt spillkråkebo (SLU Artdatabanken, 2026; Skogsstyrelsen, 2016).</w:t>
+      </w:r>
+    </w:p>
+    <w:p>
+      <w:r>
+        <w:rPr>
+          <w:b/>
+        </w:rPr>
+        <w:t>Tretåig hackspett (NT, §4)</w:t>
+      </w:r>
+      <w:r>
+        <w:t xml:space="preserve"> är rödlistad som nära hotad och ingår i bilaga 1 i EU:s fågeldirektiv. Tretåig hackspett är för sin överlevnad beroende av kontinuerlig tillförsel av äldre döende och död ved, som sker genom naturliga självgallringsprocesser i äldre grannaturskogar och barrblandade naturskogar. Om en skog genom skogsbruk gallras eller glesas ur så upphör och uteblir i stort sett den naturliga självgallringsprocessen för mycket lång tid framöver vilket omöjliggör upprätthållandet av den kontinuerliga ekologiska funktionen i ett område. Det finns studier som visar att naturskogens självgallringsprocess som den tretåiga hackspetten är beroende av, inte kan ersättas med efterlämnad hänsyn i skogsbruket (Imbeau &amp; Desrochers, 2002). Storleken på häckningsreviret varierar med skogstypen, förekomsten av död ved och graden av fragmentering, men är i allmänhet i storleksordningen 25–100 hektar. Vintertid krävs ofta betydligt större områden och det finns studier som antyder att arten behöver minst 100 hektar äldre skog. I områden med låg bonitet kan det behövas över 200 hektar lämpligt habitat för att ett par ska kunna reproducera sig. Områden med dokumenterad permanent förekomst i naturskogsmiljöer har vanligen så stora naturvärden att skogsbruk är olämpligt. Tretåig hackspett är typisk art för </w:t>
+      </w:r>
+      <w:r>
+        <w:rPr>
+          <w:i/>
+        </w:rPr>
+        <w:t xml:space="preserve">9010 Taiga, 9740 Skogsbevuxen myr, 9030 Landhöjningsskog </w:t>
+      </w:r>
+      <w:r>
+        <w:t xml:space="preserve">och </w:t>
+      </w:r>
+      <w:r>
+        <w:rPr>
+          <w:i/>
+        </w:rPr>
+        <w:t>9040 Fjällbjörkskog</w:t>
+      </w:r>
+      <w:r>
+        <w:t xml:space="preserve"> (Skogsstyrelsen, 2016; SLU Artdatabanken, 2024).</w:t>
       </w:r>
     </w:p>
     <w:p>
@@ -256,6 +285,207 @@
         <w:t>SLU Artdatabanken, Uppsala.</w:t>
       </w:r>
     </w:p>
+    <w:p>
+      <w:pPr>
+        <w:pStyle w:val="Heading1"/>
+      </w:pPr>
+      <w:r>
+        <w:t>Tretåig hackspett – ekologi samt krav på livsmiljön</w:t>
+      </w:r>
+    </w:p>
+    <w:p>
+      <w:r>
+        <w:t xml:space="preserve">Tretåig hackspett (NT) är fridlyst enligt §4 Artskyddsförordningen och finns med som prioriterad art i Skogsstyrelsen vägledning för skogsbruket (bilaga 4 till SVL). I vägledningen står bland annat att: </w:t>
+      </w:r>
+      <w:r>
+        <w:rPr>
+          <w:i/>
+        </w:rPr>
+        <w:t xml:space="preserve">“Tretåig hackspett har stora arealkrav och höga krav på sin livsmiljö. Omdaningen av naturskogar till kulturskogar medför en förlust av viktiga miljöer, något som förstärks av ökad fragmentering till följd av avverkningar.” </w:t>
+      </w:r>
+      <w:r>
+        <w:t xml:space="preserve">Vidare att: </w:t>
+      </w:r>
+      <w:r>
+        <w:rPr>
+          <w:i/>
+        </w:rPr>
+        <w:t>“Områden med dokumenterad permanent förekomst i naturskogsmiljöer har vanligen så stora naturvärden att skogsbruk är olämpligt”</w:t>
+      </w:r>
+      <w:r>
+        <w:t xml:space="preserve"> (SLU Artdatabanken, 2024; Skogsstyrelsen, 2016)</w:t>
+      </w:r>
+      <w:r>
+        <w:rPr>
+          <w:i/>
+        </w:rPr>
+        <w:t>.</w:t>
+      </w:r>
+    </w:p>
+    <w:p>
+      <w:r>
+        <w:t>Tretåig hackspett är beroende av större sammanhängande naturskogar med kontinuerlig tillgång och nybildning av död ved och fragmentering av livsmiljöerna utgör ett stort hot mot arten (se exempelvis Stachura-Skierczynska et al., 2009; Wesolowski et al., 2005; Butler et al., 2004; Pakkala et al., 2002; Amcoff et al., 1996; Virkkala, 1991). Det finns studier som visar att naturskogens självgallringsprocess som den tretåiga hackspetten är beroende av, inte kan ersättas med efterlämnad hänsyn i skogsbruket (Imbeau &amp; Desrochers, 2002).</w:t>
+      </w:r>
+    </w:p>
+    <w:p>
+      <w:r>
+        <w:t>Permanenta revir av tretåig hackspett karaktäriseras ofta av artens typiska ringformigt ordnade hackmärken på framför allt gamla granar. För att säkerställa att inte revir av tretåig hackspett drabbas av avverkningsplanerna bör en inventering göras i området både under häckningstid och under vintern, då arten utnyttjar betydligt större områden än under sommarens häckningsrevir. Storleken på häckningsreviret varierar med skogstypen, förekomsten av död ved och graden av fragmentering, men är i allmänhet i storleksordningen 25–100 hektar (SLU Artdatabanken, 2024; Skogsstyrelsen, 2016).</w:t>
+      </w:r>
+    </w:p>
+    <w:p>
+      <w:r>
+        <w:t xml:space="preserve">Förutom fridlysning enligt §4 Artskyddsförordningen är tretåig hackspett även förtecknad i EU:s fågeldirektiv bilaga 1. Den är typisk art för </w:t>
+      </w:r>
+      <w:r>
+        <w:rPr>
+          <w:i/>
+        </w:rPr>
+        <w:t xml:space="preserve">9010 Taiga, 9740 Skogsbevuxen myr, 9030 Landhöjningsskog </w:t>
+      </w:r>
+      <w:r>
+        <w:t xml:space="preserve">och </w:t>
+      </w:r>
+      <w:r>
+        <w:rPr>
+          <w:i/>
+        </w:rPr>
+        <w:t>9040 Fjällbjörkskog</w:t>
+      </w:r>
+      <w:r>
+        <w:t xml:space="preserve"> samt ingår i Natura 2000 och är förtecknad i Bernkonventionen bilaga II (strikt skyddade djurarter) (SLU Artdatabanken, 2024; Skogsstyrelsen, 2016).</w:t>
+      </w:r>
+    </w:p>
+    <w:p>
+      <w:pPr>
+        <w:pStyle w:val="Heading2"/>
+      </w:pPr>
+      <w:r>
+        <w:t>Referenser – tretåig hackspett</w:t>
+      </w:r>
+    </w:p>
+    <w:p>
+      <w:r>
+        <w:t xml:space="preserve">Amcoff, M. &amp; Eriksson, P. 1996. </w:t>
+      </w:r>
+      <w:r>
+        <w:rPr>
+          <w:i/>
+        </w:rPr>
+        <w:t xml:space="preserve">Förekomst av tretåig hackspett Picoides tridactylus på bestånds- och landskapsnivå. </w:t>
+      </w:r>
+      <w:r>
+        <w:t>Ornis Svecica 6: 107–119.</w:t>
+      </w:r>
+    </w:p>
+    <w:p>
+      <w:r>
+        <w:t xml:space="preserve">Butler, R., Angelstam, P., Ekelund, P. &amp; Schlaeffer, R. 2004. </w:t>
+      </w:r>
+      <w:r>
+        <w:rPr>
+          <w:i/>
+        </w:rPr>
+        <w:t xml:space="preserve">Dead wood threshold values for the three-toed woodpecker presence in boreal and sub-Alpine forest. </w:t>
+      </w:r>
+      <w:r>
+        <w:t>Biological conservation 119(3): 305–318.</w:t>
+      </w:r>
+    </w:p>
+    <w:p>
+      <w:r>
+        <w:t xml:space="preserve">Imbeau, L. &amp; Desrochers, A. 2002. </w:t>
+      </w:r>
+      <w:r>
+        <w:rPr>
+          <w:i/>
+        </w:rPr>
+        <w:t xml:space="preserve">Foraging Ecology and Use of Drumming Trees by Three-Toed Woodpeckers. </w:t>
+      </w:r>
+      <w:r>
+        <w:t>The Journal of Wildlife Management. Vol. 66, No. 1 (Jan., 2002), pp. 222–231.</w:t>
+      </w:r>
+    </w:p>
+    <w:p>
+      <w:r>
+        <w:t xml:space="preserve">Pakkala, T., Hanski, I. &amp; Tomppo, E. 2002. </w:t>
+      </w:r>
+      <w:r>
+        <w:rPr>
+          <w:i/>
+        </w:rPr>
+        <w:t xml:space="preserve">Spatial ecology of the three-toed woodpecker in managed forest landscapes. </w:t>
+      </w:r>
+      <w:r>
+        <w:t>Silva Fennica 36(1): 279–288.</w:t>
+      </w:r>
+    </w:p>
+    <w:p>
+      <w:r>
+        <w:t xml:space="preserve">Skogsstyrelsen, 2016. </w:t>
+      </w:r>
+      <w:r>
+        <w:rPr>
+          <w:i/>
+        </w:rPr>
+        <w:t>Vägledning för hänsyn till fåglar – Tretåig hackspett.</w:t>
+      </w:r>
+    </w:p>
+    <w:p>
+      <w:r>
+        <w:t xml:space="preserve">SLU Artdatabanken, 2024. </w:t>
+      </w:r>
+      <w:r>
+        <w:rPr>
+          <w:i/>
+        </w:rPr>
+        <w:t xml:space="preserve">Artfaktablad. Naturvård – artfakta. </w:t>
+      </w:r>
+      <w:r>
+        <w:t>SLU Artdatabanken, Uppsala.</w:t>
+      </w:r>
+    </w:p>
+    <w:p>
+      <w:r>
+        <w:t xml:space="preserve">Stachura-Skierczynska, K., Tumiel, T. &amp; Skierczynski, M. 2009. </w:t>
+      </w:r>
+      <w:r>
+        <w:rPr>
+          <w:i/>
+        </w:rPr>
+        <w:t xml:space="preserve">Habitat prediction model for three-toed woodpecker and its implications for the conservation of biologically valuable forests. </w:t>
+      </w:r>
+      <w:r>
+        <w:t>Forest Ecology and Management 258(5): 697–703.</w:t>
+      </w:r>
+    </w:p>
+    <w:p>
+      <w:r>
+        <w:t xml:space="preserve">Virkkala, R. 1991. </w:t>
+      </w:r>
+      <w:r>
+        <w:rPr>
+          <w:i/>
+        </w:rPr>
+        <w:t xml:space="preserve">Population trends of forest birds in a Finnish Lapland landscape of large habitat blocks – Consequences of stochastic environmental variation or regional habitat alteration. </w:t>
+      </w:r>
+      <w:r>
+        <w:t>Biological conservation 56(2): 223–240.</w:t>
+      </w:r>
+    </w:p>
+    <w:p>
+      <w:r>
+        <w:t xml:space="preserve">Wesolowski, T., Czeszczewik, D. &amp; Rowinski, P. 2005. </w:t>
+      </w:r>
+      <w:r>
+        <w:rPr>
+          <w:i/>
+        </w:rPr>
+        <w:t xml:space="preserve">Effects of forest management on Three-toed Woodpecker Picoides tridactylus distribution in the Bialowieza Forest (NE Poland): conservation implications. </w:t>
+      </w:r>
+      <w:r>
+        <w:t>Acta Ornithologica 40(1): 53–60.</w:t>
+      </w:r>
+    </w:p>
     <w:sectPr>
       <w:headerReference w:type="even" r:id="rId8"/>
       <w:headerReference w:type="default" r:id="rId9"/>
@@ -384,7 +614,7 @@
     <w:r>
       <w:tab/>
       <w:tab/>
-      <w:t>2026-06-07</w:t>
+      <w:t>2026-06-08</w:t>
       <w:br/>
       <w:br/>
     </w:r>

--- a/tillsyn/A 23793-2026 tillsynsbegäran.docx
+++ b/tillsyn/A 23793-2026 tillsynsbegäran.docx
@@ -614,7 +614,7 @@
     <w:r>
       <w:tab/>
       <w:tab/>
-      <w:t>2026-06-08</w:t>
+      <w:t>2026-06-09</w:t>
       <w:br/>
       <w:br/>
     </w:r>

--- a/tillsyn/A 23793-2026 tillsynsbegäran.docx
+++ b/tillsyn/A 23793-2026 tillsynsbegäran.docx
@@ -614,7 +614,7 @@
     <w:r>
       <w:tab/>
       <w:tab/>
-      <w:t>2026-06-09</w:t>
+      <w:t>2026-06-10</w:t>
       <w:br/>
       <w:br/>
     </w:r>

--- a/tillsyn/A 23793-2026 tillsynsbegäran.docx
+++ b/tillsyn/A 23793-2026 tillsynsbegäran.docx
@@ -614,7 +614,7 @@
     <w:r>
       <w:tab/>
       <w:tab/>
-      <w:t>2026-06-10</w:t>
+      <w:t>2026-06-11</w:t>
       <w:br/>
       <w:br/>
     </w:r>

--- a/tillsyn/A 23793-2026 tillsynsbegäran.docx
+++ b/tillsyn/A 23793-2026 tillsynsbegäran.docx
@@ -614,7 +614,7 @@
     <w:r>
       <w:tab/>
       <w:tab/>
-      <w:t>2026-06-11</w:t>
+      <w:t>2026-06-12</w:t>
       <w:br/>
       <w:br/>
     </w:r>

--- a/tillsyn/A 23793-2026 tillsynsbegäran.docx
+++ b/tillsyn/A 23793-2026 tillsynsbegäran.docx
@@ -614,7 +614,7 @@
     <w:r>
       <w:tab/>
       <w:tab/>
-      <w:t>2026-06-12</w:t>
+      <w:t>2026-06-13</w:t>
       <w:br/>
       <w:br/>
     </w:r>

--- a/tillsyn/A 23793-2026 tillsynsbegäran.docx
+++ b/tillsyn/A 23793-2026 tillsynsbegäran.docx
@@ -614,7 +614,7 @@
     <w:r>
       <w:tab/>
       <w:tab/>
-      <w:t>2026-06-15</w:t>
+      <w:t>2026-06-16</w:t>
       <w:br/>
       <w:br/>
     </w:r>

--- a/tillsyn/A 23793-2026 tillsynsbegäran.docx
+++ b/tillsyn/A 23793-2026 tillsynsbegäran.docx
@@ -614,7 +614,7 @@
     <w:r>
       <w:tab/>
       <w:tab/>
-      <w:t>2026-06-16</w:t>
+      <w:t>2026-06-17</w:t>
       <w:br/>
       <w:br/>
     </w:r>

--- a/tillsyn/A 23793-2026 tillsynsbegäran.docx
+++ b/tillsyn/A 23793-2026 tillsynsbegäran.docx
@@ -1,6 +1,6 @@
 
 <file path=word/document.xml><?xml version="1.0" encoding="utf-8"?>
-<w:document xmlns:wpc="http://schemas.microsoft.com/office/word/2010/wordprocessingCanvas" xmlns:cx="http://schemas.microsoft.com/office/drawing/2014/chartex" xmlns:cx1="http://schemas.microsoft.com/office/drawing/2015/9/8/chartex" xmlns:cx2="http://schemas.microsoft.com/office/drawing/2015/10/21/chartex" xmlns:cx3="http://schemas.microsoft.com/office/drawing/2016/5/9/chartex" xmlns:cx4="http://schemas.microsoft.com/office/drawing/2016/5/10/chartex" xmlns:cx5="http://schemas.microsoft.com/office/drawing/2016/5/11/chartex" xmlns:cx6="http://schemas.microsoft.com/office/drawing/2016/5/12/chartex" xmlns:cx7="http://schemas.microsoft.com/office/drawing/2016/5/13/chartex" xmlns:cx8="http://schemas.microsoft.com/office/drawing/2016/5/14/chartex" xmlns:mc="http://schemas.openxmlformats.org/markup-compatibility/2006" xmlns:aink="http://schemas.microsoft.com/office/drawing/2016/ink" xmlns:am3d="http://schemas.microsoft.com/office/drawing/2017/model3d" xmlns:o="urn:schemas-microsoft-com:office:office" xmlns:oel="http://schemas.microsoft.com/office/2019/extlst" xmlns:r="http://schemas.openxmlformats.org/officeDocument/2006/relationships" xmlns:m="http://schemas.openxmlformats.org/officeDocument/2006/math" xmlns:v="urn:schemas-microsoft-com:vml" xmlns:wp14="http://schemas.microsoft.com/office/word/2010/wordprocessingDrawing" xmlns:wp="http://schemas.openxmlformats.org/drawingml/2006/wordprocessingDrawing" xmlns:w10="urn:schemas-microsoft-com:office:word" xmlns:w="http://schemas.openxmlformats.org/wordprocessingml/2006/main" xmlns:w14="http://schemas.microsoft.com/office/word/2010/wordml" xmlns:w15="http://schemas.microsoft.com/office/word/2012/wordml" xmlns:w16cex="http://schemas.microsoft.com/office/word/2018/wordml/cex" xmlns:w16cid="http://schemas.microsoft.com/office/word/2016/wordml/cid" xmlns:w16="http://schemas.microsoft.com/office/word/2018/wordml" xmlns:w16sdtdh="http://schemas.microsoft.com/office/word/2020/wordml/sdtdatahash" xmlns:w16se="http://schemas.microsoft.com/office/word/2015/wordml/symex" xmlns:wpg="http://schemas.microsoft.com/office/word/2010/wordprocessingGroup" xmlns:wpi="http://schemas.microsoft.com/office/word/2010/wordprocessingInk" xmlns:wne="http://schemas.microsoft.com/office/word/2006/wordml" xmlns:wps="http://schemas.microsoft.com/office/word/2010/wordprocessingShape" mc:Ignorable="w14 w15 w16se w16cid w16 w16cex w16sdtdh wp14">
+<w:document xmlns:wpc="http://schemas.microsoft.com/office/word/2010/wordprocessingCanvas" xmlns:cx="http://schemas.microsoft.com/office/drawing/2014/chartex" xmlns:cx1="http://schemas.microsoft.com/office/drawing/2015/9/8/chartex" xmlns:cx2="http://schemas.microsoft.com/office/drawing/2015/10/21/chartex" xmlns:cx3="http://schemas.microsoft.com/office/drawing/2016/5/9/chartex" xmlns:cx4="http://schemas.microsoft.com/office/drawing/2016/5/10/chartex" xmlns:cx5="http://schemas.microsoft.com/office/drawing/2016/5/11/chartex" xmlns:cx6="http://schemas.microsoft.com/office/drawing/2016/5/12/chartex" xmlns:cx7="http://schemas.microsoft.com/office/drawing/2016/5/13/chartex" xmlns:cx8="http://schemas.microsoft.com/office/drawing/2016/5/14/chartex" xmlns:mc="http://schemas.openxmlformats.org/markup-compatibility/2006" xmlns:aink="http://schemas.microsoft.com/office/drawing/2016/ink" xmlns:am3d="http://schemas.microsoft.com/office/drawing/2017/model3d" xmlns:o="urn:schemas-microsoft-com:office:office" xmlns:oel="http://schemas.microsoft.com/office/2019/extlst" xmlns:r="http://schemas.openxmlformats.org/officeDocument/2006/relationships" xmlns:m="http://schemas.openxmlformats.org/officeDocument/2006/math" xmlns:v="urn:schemas-microsoft-com:vml" xmlns:wp14="http://schemas.microsoft.com/office/word/2010/wordprocessingDrawing" xmlns:wp="http://schemas.openxmlformats.org/drawingml/2006/wordprocessingDrawing" xmlns:w10="urn:schemas-microsoft-com:office:word" xmlns:w="http://schemas.openxmlformats.org/wordprocessingml/2006/main" xmlns:w14="http://schemas.microsoft.com/office/word/2010/wordml" xmlns:w15="http://schemas.microsoft.com/office/word/2012/wordml" xmlns:w16cex="http://schemas.microsoft.com/office/word/2018/wordml/cex" xmlns:w16cid="http://schemas.microsoft.com/office/word/2016/wordml/cid" xmlns:w16="http://schemas.microsoft.com/office/word/2018/wordml" xmlns:w16du="http://schemas.microsoft.com/office/word/2023/wordml/word16du" xmlns:w16sdtdh="http://schemas.microsoft.com/office/word/2020/wordml/sdtdatahash" xmlns:w16sdtfl="http://schemas.microsoft.com/office/word/2024/wordml/sdtformatlock" xmlns:w16se="http://schemas.microsoft.com/office/word/2015/wordml/symex" xmlns:wpg="http://schemas.microsoft.com/office/word/2010/wordprocessingGroup" xmlns:wpi="http://schemas.microsoft.com/office/word/2010/wordprocessingInk" xmlns:wne="http://schemas.microsoft.com/office/word/2006/wordml" xmlns:wps="http://schemas.microsoft.com/office/word/2010/wordprocessingShape" mc:Ignorable="w14 w15 w16se w16cid w16 w16cex w16sdtdh w16sdtfl w16du wp14">
   <w:body>
     <w:p>
       <w:pPr>
@@ -12,35 +12,10 @@
     </w:p>
     <w:p>
       <w:r>
-        <w:t>Detta dokument behandlar höga naturvärden i avverkningsanmälan A 23793-2026 i Arvika kommun. Denna avverkningsanmälan inkom 2026-05-22 14:38:42 och omfattar 6,9 ha.</w:t>
+        <w:t>Detta dokument behandlar höga naturvärden i avverkningsanmälan A 23793-2026 i Arvika kommun som inkom 2026-05-22 och omfattar 6,9 ha.</w:t>
       </w:r>
-    </w:p>
-    <w:p>
       <w:r>
-        <w:t>Vi begär härmed att Skogsstyrelsen fattar beslut enligt miljöbalken som säkerställer att skogens höga naturvärden bevaras samt säkerställer att EU-lagstiftning efterlevs och att artskyddsbrott förhindras. Vi önskar även ta del av de ställningstaganden och beslut som myndigheterna meddelar till följd av aktuell avverkningsanmälan och föreningens inlaga (se 34 § förvaltningslagen).</w:t>
-      </w:r>
-    </w:p>
-    <w:p>
-      <w:r>
-        <w:t>Nedan beskrivs fynd av naturvårdsarter och fridlysta arter som gjorts i det avverkningsanmälda området. I BILAGA 1 finns artfakta om fridlysta arter.</w:t>
-      </w:r>
-    </w:p>
-    <w:p>
-      <w:pPr>
-        <w:pStyle w:val="Heading1"/>
-      </w:pPr>
-      <w:r>
-        <w:t>Naturvårdsarter</w:t>
-      </w:r>
-    </w:p>
-    <w:p>
-      <w:r>
-        <w:t>I avverkningsanmälan har följande 4 naturvårdsarter hittats: aspfjädermossa (VU), spillkråka (NT, §4), tretåig hackspett (NT, §4) och revlummer (§9). Av dessa är 3 rödlistade. För rödlistade arter har rödlistekategorin angivits inom parentes. För fridlysta arter anges även paragrafen i Artskyddsförordningen som arten är fridlyst enligt.</w:t>
-      </w:r>
-    </w:p>
-    <w:p>
-      <w:r>
-        <w:t>De påträffade naturvårdsarterna är ett tydligt kvitto på att detta rör sig om en skog med höga naturvärden. I Figur 1 visas en karta över det avverkningsanmälda området, där samtliga fyndplatser för naturvårdsarter som finns registrerade på Artportalen har markerats.</w:t>
+        <w:t xml:space="preserve"> I Figur 1 visas fyndplatser för naturvårdsarter i området, som finns registrerade på Artportalen.</w:t>
       </w:r>
     </w:p>
     <w:p>
@@ -50,7 +25,7 @@
       <w:r>
         <w:drawing>
           <wp:inline xmlns:a="http://schemas.openxmlformats.org/drawingml/2006/main" xmlns:pic="http://schemas.openxmlformats.org/drawingml/2006/picture">
-            <wp:extent cx="5486400" cy="4347021"/>
+            <wp:extent cx="5252961" cy="5688000"/>
             <wp:docPr id="1" name="Picture 1"/>
             <wp:cNvGraphicFramePr>
               <a:graphicFrameLocks noChangeAspect="1"/>
@@ -71,7 +46,7 @@
                   <pic:spPr>
                     <a:xfrm>
                       <a:off x="0" y="0"/>
-                      <a:ext cx="5486400" cy="4347021"/>
+                      <a:ext cx="5252961" cy="5688000"/>
                     </a:xfrm>
                     <a:prstGeom prst="rect"/>
                   </pic:spPr>
@@ -85,29 +60,25 @@
     <w:p>
       <w:pPr>
         <w:pStyle w:val="Caption"/>
+        <w:spacing w:after="240"/>
       </w:pPr>
       <w:r>
-        <w:t>Figur 1. Fyndplatser för naturvårdsarter i det avverkningsanmälda området (röd linje). Markörer utan svart kant är placerade på fyndplatsen. Markörer med svart kant är placerade vid sidan av fyndplatsen och har ett svart streck som visar fyndplatsens exakta position. Kartans mittpunktskoordinat är N 6606551, E 353808 i SWEREF 99 TM.</w:t>
+        <w:t>Figur 1. Fyndplatser för naturvårdsarter i och inom 15 meter från avverkningsanmälan (röd linje). Inom parentes anges rödlistekategorier, S för signalarter, Tför typiska arter och fridlysningsparagrafer i artskyddsförordningen.Markörer utan svart kant är placerade på fyndplatsen. Markörer med svart kant är placerade vid sidan av fyndplatsen och har ett svart streck som visar fyndplatsens exakta position. Kartans mittpunktskoordinat är N 6606551, E 353808 i SWEREF 99 TM.</w:t>
       </w:r>
     </w:p>
     <w:p>
       <w:r>
-        <w:rPr>
-          <w:b/>
-        </w:rPr>
-        <w:t>Aspfjädermossa (VU)</w:t>
+        <w:t>Vi begär härmed att Skogsstyrelsen fattar beslut enligt miljöbalken som säkerställer att skogens höga naturvärden bevaras samt att EU-lagstiftning efterlevs och att artskyddsbrott förhindras.</w:t>
       </w:r>
+    </w:p>
+    <w:p>
       <w:r>
-        <w:t xml:space="preserve"> är knuten till gamla skogar, framförallt på näringsrik, högproduktiv mark där den växer på bark av främst ask, lönn och asp. Arten är placerad högst upp i Skogsstyrelsens värdepyramid för bedömning av skog med höga naturvärden. Samtliga lokaler måste ges ett ändamålsenligt skydd och ett urval förekomster bör övervakas för att följa populationens status. Aspfjädermossa är typisk art för </w:t>
+        <w:t>Vi önskar även ta del av de ställningstaganden och beslut som myndigheten meddelar till följd av aktuell avverkningsanmälan och föreningens inlaga (se 34 § förvaltningslagen).</w:t>
       </w:r>
+    </w:p>
+    <w:p>
       <w:r>
-        <w:rPr>
-          <w:i/>
-        </w:rPr>
-        <w:t>9010 Taiga</w:t>
-      </w:r>
-      <w:r>
-        <w:t xml:space="preserve"> (SLU Artdatabanken, 2024; Nitare &amp; Skogsstyrelsen, 2019).</w:t>
+        <w:t>Nedan beskrivs fynd av naturvårdsarter och fridlysta arter som gjorts i det avverkningsanmälda området. I BILAGA 1 finns artfakta om fridlysta arter.</w:t>
       </w:r>
     </w:p>
     <w:p>
@@ -115,12 +86,30 @@
         <w:pStyle w:val="Heading1"/>
       </w:pPr>
       <w:r>
+        <w:t>Naturvårdsarter</w:t>
+      </w:r>
+    </w:p>
+    <w:p>
+      <w:r>
+        <w:t>I och inom 15 meter från avverkningsanmälan har följande 4 naturvårdsarter hittats: aspfjädermossa (VU, T), tretåig hackspett (NT, T, §4), spillkråka (T, §4) och revlummer (§9). Av dessa är 2 rödlistade. För rödlistade arter har rödlistekategorin angivits inom parentes. Typiska arter inom Natura 2000 som är kopplade till skogsekosystem har markerats med (T). För fridlysta arter anges även paragrafen i Artskyddsförordningen som arten är fridlyst enligt.</w:t>
+      </w:r>
+    </w:p>
+    <w:p>
+      <w:r>
+        <w:t>De påträffade naturvårdsarterna är ett tydligt kvitto på att det rör sig om en skog med höga naturvärden.</w:t>
+      </w:r>
+    </w:p>
+    <w:p>
+      <w:pPr>
+        <w:pStyle w:val="Heading2"/>
+      </w:pPr>
+      <w:r>
         <w:t>Fridlysta arter</w:t>
       </w:r>
     </w:p>
     <w:p>
       <w:r>
-        <w:t>Följande fridlysta arter har sina livsmiljöer och växtplatser i den avverkningsanmälda skogen: spillkråka (NT, §4), tretåig hackspett (NT, §4) och revlummer (§9).</w:t>
+        <w:t>Följande fridlysta arter har sina livsmiljöer och växtplatser i den avverkningsanmälda skogen: tretåig hackspett (NT, T, §4), spillkråka (T, §4) och revlummer (§9).</w:t>
       </w:r>
     </w:p>
     <w:p>
@@ -198,6 +187,34 @@
     <w:p>
       <w:r>
         <w:t>I BILAGA 1 finns mer detaljerad information om ekologi samt krav på livsmiljö hos fridlysta arter.</w:t>
+      </w:r>
+    </w:p>
+    <w:p>
+      <w:pPr>
+        <w:pStyle w:val="Heading2"/>
+      </w:pPr>
+      <w:r>
+        <w:t>Övriga naturvårdsarter</w:t>
+      </w:r>
+    </w:p>
+    <w:p>
+      <w:r>
+        <w:rPr>
+          <w:b/>
+        </w:rPr>
+        <w:t>Aspfjädermossa (VU)</w:t>
+      </w:r>
+      <w:r>
+        <w:t xml:space="preserve"> är knuten till gamla skogar, framförallt på näringsrik, högproduktiv mark där den växer på bark av främst ask, lönn och asp. Arten är placerad högst upp i Skogsstyrelsens värdepyramid för bedömning av skog med höga naturvärden. Samtliga lokaler måste ges ett ändamålsenligt skydd och ett urval förekomster bör övervakas för att följa populationens status. Aspfjädermossa är typisk art för </w:t>
+      </w:r>
+      <w:r>
+        <w:rPr>
+          <w:i/>
+        </w:rPr>
+        <w:t>9010 Taiga</w:t>
+      </w:r>
+      <w:r>
+        <w:t xml:space="preserve"> (SLU Artdatabanken, 2024; Nitare &amp; Skogsstyrelsen, 2019).</w:t>
       </w:r>
     </w:p>
     <w:p>
@@ -504,7 +521,7 @@
 </file>
 
 <file path=word/endnotes.xml><?xml version="1.0" encoding="utf-8"?>
-<w:endnotes xmlns:wpc="http://schemas.microsoft.com/office/word/2010/wordprocessingCanvas" xmlns:cx="http://schemas.microsoft.com/office/drawing/2014/chartex" xmlns:cx1="http://schemas.microsoft.com/office/drawing/2015/9/8/chartex" xmlns:cx2="http://schemas.microsoft.com/office/drawing/2015/10/21/chartex" xmlns:cx3="http://schemas.microsoft.com/office/drawing/2016/5/9/chartex" xmlns:cx4="http://schemas.microsoft.com/office/drawing/2016/5/10/chartex" xmlns:cx5="http://schemas.microsoft.com/office/drawing/2016/5/11/chartex" xmlns:cx6="http://schemas.microsoft.com/office/drawing/2016/5/12/chartex" xmlns:cx7="http://schemas.microsoft.com/office/drawing/2016/5/13/chartex" xmlns:cx8="http://schemas.microsoft.com/office/drawing/2016/5/14/chartex" xmlns:mc="http://schemas.openxmlformats.org/markup-compatibility/2006" xmlns:aink="http://schemas.microsoft.com/office/drawing/2016/ink" xmlns:am3d="http://schemas.microsoft.com/office/drawing/2017/model3d" xmlns:o="urn:schemas-microsoft-com:office:office" xmlns:oel="http://schemas.microsoft.com/office/2019/extlst" xmlns:r="http://schemas.openxmlformats.org/officeDocument/2006/relationships" xmlns:m="http://schemas.openxmlformats.org/officeDocument/2006/math" xmlns:v="urn:schemas-microsoft-com:vml" xmlns:wp14="http://schemas.microsoft.com/office/word/2010/wordprocessingDrawing" xmlns:wp="http://schemas.openxmlformats.org/drawingml/2006/wordprocessingDrawing" xmlns:w10="urn:schemas-microsoft-com:office:word" xmlns:w="http://schemas.openxmlformats.org/wordprocessingml/2006/main" xmlns:w14="http://schemas.microsoft.com/office/word/2010/wordml" xmlns:w15="http://schemas.microsoft.com/office/word/2012/wordml" xmlns:w16cex="http://schemas.microsoft.com/office/word/2018/wordml/cex" xmlns:w16cid="http://schemas.microsoft.com/office/word/2016/wordml/cid" xmlns:w16="http://schemas.microsoft.com/office/word/2018/wordml" xmlns:w16sdtdh="http://schemas.microsoft.com/office/word/2020/wordml/sdtdatahash" xmlns:w16se="http://schemas.microsoft.com/office/word/2015/wordml/symex" xmlns:wpg="http://schemas.microsoft.com/office/word/2010/wordprocessingGroup" xmlns:wpi="http://schemas.microsoft.com/office/word/2010/wordprocessingInk" xmlns:wne="http://schemas.microsoft.com/office/word/2006/wordml" xmlns:wps="http://schemas.microsoft.com/office/word/2010/wordprocessingShape" mc:Ignorable="w14 w15 w16se w16cid w16 w16cex w16sdtdh wp14">
+<w:endnotes xmlns:wpc="http://schemas.microsoft.com/office/word/2010/wordprocessingCanvas" xmlns:cx="http://schemas.microsoft.com/office/drawing/2014/chartex" xmlns:cx1="http://schemas.microsoft.com/office/drawing/2015/9/8/chartex" xmlns:cx2="http://schemas.microsoft.com/office/drawing/2015/10/21/chartex" xmlns:cx3="http://schemas.microsoft.com/office/drawing/2016/5/9/chartex" xmlns:cx4="http://schemas.microsoft.com/office/drawing/2016/5/10/chartex" xmlns:cx5="http://schemas.microsoft.com/office/drawing/2016/5/11/chartex" xmlns:cx6="http://schemas.microsoft.com/office/drawing/2016/5/12/chartex" xmlns:cx7="http://schemas.microsoft.com/office/drawing/2016/5/13/chartex" xmlns:cx8="http://schemas.microsoft.com/office/drawing/2016/5/14/chartex" xmlns:mc="http://schemas.openxmlformats.org/markup-compatibility/2006" xmlns:aink="http://schemas.microsoft.com/office/drawing/2016/ink" xmlns:am3d="http://schemas.microsoft.com/office/drawing/2017/model3d" xmlns:o="urn:schemas-microsoft-com:office:office" xmlns:oel="http://schemas.microsoft.com/office/2019/extlst" xmlns:r="http://schemas.openxmlformats.org/officeDocument/2006/relationships" xmlns:m="http://schemas.openxmlformats.org/officeDocument/2006/math" xmlns:v="urn:schemas-microsoft-com:vml" xmlns:wp14="http://schemas.microsoft.com/office/word/2010/wordprocessingDrawing" xmlns:wp="http://schemas.openxmlformats.org/drawingml/2006/wordprocessingDrawing" xmlns:w10="urn:schemas-microsoft-com:office:word" xmlns:w="http://schemas.openxmlformats.org/wordprocessingml/2006/main" xmlns:w14="http://schemas.microsoft.com/office/word/2010/wordml" xmlns:w15="http://schemas.microsoft.com/office/word/2012/wordml" xmlns:w16cex="http://schemas.microsoft.com/office/word/2018/wordml/cex" xmlns:w16cid="http://schemas.microsoft.com/office/word/2016/wordml/cid" xmlns:w16="http://schemas.microsoft.com/office/word/2018/wordml" xmlns:w16du="http://schemas.microsoft.com/office/word/2023/wordml/word16du" xmlns:w16sdtdh="http://schemas.microsoft.com/office/word/2020/wordml/sdtdatahash" xmlns:w16sdtfl="http://schemas.microsoft.com/office/word/2024/wordml/sdtformatlock" xmlns:w16se="http://schemas.microsoft.com/office/word/2015/wordml/symex" xmlns:wpg="http://schemas.microsoft.com/office/word/2010/wordprocessingGroup" xmlns:wpi="http://schemas.microsoft.com/office/word/2010/wordprocessingInk" xmlns:wne="http://schemas.microsoft.com/office/word/2006/wordml" xmlns:wps="http://schemas.microsoft.com/office/word/2010/wordprocessingShape" mc:Ignorable="w14 w15 w16se w16cid w16 w16cex w16sdtdh w16sdtfl w16du wp14">
   <w:endnote w:type="separator" w:id="-1">
     <w:p>
       <w:pPr>
@@ -529,7 +546,7 @@
 </file>
 
 <file path=word/footer1.xml><?xml version="1.0" encoding="utf-8"?>
-<w:ftr xmlns:wpc="http://schemas.microsoft.com/office/word/2010/wordprocessingCanvas" xmlns:cx="http://schemas.microsoft.com/office/drawing/2014/chartex" xmlns:cx1="http://schemas.microsoft.com/office/drawing/2015/9/8/chartex" xmlns:cx2="http://schemas.microsoft.com/office/drawing/2015/10/21/chartex" xmlns:cx3="http://schemas.microsoft.com/office/drawing/2016/5/9/chartex" xmlns:cx4="http://schemas.microsoft.com/office/drawing/2016/5/10/chartex" xmlns:cx5="http://schemas.microsoft.com/office/drawing/2016/5/11/chartex" xmlns:cx6="http://schemas.microsoft.com/office/drawing/2016/5/12/chartex" xmlns:cx7="http://schemas.microsoft.com/office/drawing/2016/5/13/chartex" xmlns:cx8="http://schemas.microsoft.com/office/drawing/2016/5/14/chartex" xmlns:mc="http://schemas.openxmlformats.org/markup-compatibility/2006" xmlns:aink="http://schemas.microsoft.com/office/drawing/2016/ink" xmlns:am3d="http://schemas.microsoft.com/office/drawing/2017/model3d" xmlns:o="urn:schemas-microsoft-com:office:office" xmlns:oel="http://schemas.microsoft.com/office/2019/extlst" xmlns:r="http://schemas.openxmlformats.org/officeDocument/2006/relationships" xmlns:m="http://schemas.openxmlformats.org/officeDocument/2006/math" xmlns:v="urn:schemas-microsoft-com:vml" xmlns:wp14="http://schemas.microsoft.com/office/word/2010/wordprocessingDrawing" xmlns:wp="http://schemas.openxmlformats.org/drawingml/2006/wordprocessingDrawing" xmlns:w10="urn:schemas-microsoft-com:office:word" xmlns:w="http://schemas.openxmlformats.org/wordprocessingml/2006/main" xmlns:w14="http://schemas.microsoft.com/office/word/2010/wordml" xmlns:w15="http://schemas.microsoft.com/office/word/2012/wordml" xmlns:w16cex="http://schemas.microsoft.com/office/word/2018/wordml/cex" xmlns:w16cid="http://schemas.microsoft.com/office/word/2016/wordml/cid" xmlns:w16="http://schemas.microsoft.com/office/word/2018/wordml" xmlns:w16sdtdh="http://schemas.microsoft.com/office/word/2020/wordml/sdtdatahash" xmlns:w16se="http://schemas.microsoft.com/office/word/2015/wordml/symex" xmlns:wpg="http://schemas.microsoft.com/office/word/2010/wordprocessingGroup" xmlns:wpi="http://schemas.microsoft.com/office/word/2010/wordprocessingInk" xmlns:wne="http://schemas.microsoft.com/office/word/2006/wordml" xmlns:wps="http://schemas.microsoft.com/office/word/2010/wordprocessingShape" mc:Ignorable="w14 w15 w16se w16cid w16 w16cex w16sdtdh wp14">
+<w:ftr xmlns:wpc="http://schemas.microsoft.com/office/word/2010/wordprocessingCanvas" xmlns:cx="http://schemas.microsoft.com/office/drawing/2014/chartex" xmlns:cx1="http://schemas.microsoft.com/office/drawing/2015/9/8/chartex" xmlns:cx2="http://schemas.microsoft.com/office/drawing/2015/10/21/chartex" xmlns:cx3="http://schemas.microsoft.com/office/drawing/2016/5/9/chartex" xmlns:cx4="http://schemas.microsoft.com/office/drawing/2016/5/10/chartex" xmlns:cx5="http://schemas.microsoft.com/office/drawing/2016/5/11/chartex" xmlns:cx6="http://schemas.microsoft.com/office/drawing/2016/5/12/chartex" xmlns:cx7="http://schemas.microsoft.com/office/drawing/2016/5/13/chartex" xmlns:cx8="http://schemas.microsoft.com/office/drawing/2016/5/14/chartex" xmlns:mc="http://schemas.openxmlformats.org/markup-compatibility/2006" xmlns:aink="http://schemas.microsoft.com/office/drawing/2016/ink" xmlns:am3d="http://schemas.microsoft.com/office/drawing/2017/model3d" xmlns:o="urn:schemas-microsoft-com:office:office" xmlns:oel="http://schemas.microsoft.com/office/2019/extlst" xmlns:r="http://schemas.openxmlformats.org/officeDocument/2006/relationships" xmlns:m="http://schemas.openxmlformats.org/officeDocument/2006/math" xmlns:v="urn:schemas-microsoft-com:vml" xmlns:wp14="http://schemas.microsoft.com/office/word/2010/wordprocessingDrawing" xmlns:wp="http://schemas.openxmlformats.org/drawingml/2006/wordprocessingDrawing" xmlns:w10="urn:schemas-microsoft-com:office:word" xmlns:w="http://schemas.openxmlformats.org/wordprocessingml/2006/main" xmlns:w14="http://schemas.microsoft.com/office/word/2010/wordml" xmlns:w15="http://schemas.microsoft.com/office/word/2012/wordml" xmlns:w16cex="http://schemas.microsoft.com/office/word/2018/wordml/cex" xmlns:w16cid="http://schemas.microsoft.com/office/word/2016/wordml/cid" xmlns:w16="http://schemas.microsoft.com/office/word/2018/wordml" xmlns:w16du="http://schemas.microsoft.com/office/word/2023/wordml/word16du" xmlns:w16sdtdh="http://schemas.microsoft.com/office/word/2020/wordml/sdtdatahash" xmlns:w16sdtfl="http://schemas.microsoft.com/office/word/2024/wordml/sdtformatlock" xmlns:w16se="http://schemas.microsoft.com/office/word/2015/wordml/symex" xmlns:wpg="http://schemas.microsoft.com/office/word/2010/wordprocessingGroup" xmlns:wpi="http://schemas.microsoft.com/office/word/2010/wordprocessingInk" xmlns:wne="http://schemas.microsoft.com/office/word/2006/wordml" xmlns:wps="http://schemas.microsoft.com/office/word/2010/wordprocessingShape" mc:Ignorable="w14 w15 w16se w16cid w16 w16cex w16sdtdh w16sdtfl w16du wp14">
   <w:p>
     <w:pPr>
       <w:pStyle w:val="Footer"/>
@@ -539,7 +556,7 @@
 </file>
 
 <file path=word/footer2.xml><?xml version="1.0" encoding="utf-8"?>
-<w:ftr xmlns:wpc="http://schemas.microsoft.com/office/word/2010/wordprocessingCanvas" xmlns:cx="http://schemas.microsoft.com/office/drawing/2014/chartex" xmlns:cx1="http://schemas.microsoft.com/office/drawing/2015/9/8/chartex" xmlns:cx2="http://schemas.microsoft.com/office/drawing/2015/10/21/chartex" xmlns:cx3="http://schemas.microsoft.com/office/drawing/2016/5/9/chartex" xmlns:cx4="http://schemas.microsoft.com/office/drawing/2016/5/10/chartex" xmlns:cx5="http://schemas.microsoft.com/office/drawing/2016/5/11/chartex" xmlns:cx6="http://schemas.microsoft.com/office/drawing/2016/5/12/chartex" xmlns:cx7="http://schemas.microsoft.com/office/drawing/2016/5/13/chartex" xmlns:cx8="http://schemas.microsoft.com/office/drawing/2016/5/14/chartex" xmlns:mc="http://schemas.openxmlformats.org/markup-compatibility/2006" xmlns:aink="http://schemas.microsoft.com/office/drawing/2016/ink" xmlns:am3d="http://schemas.microsoft.com/office/drawing/2017/model3d" xmlns:o="urn:schemas-microsoft-com:office:office" xmlns:oel="http://schemas.microsoft.com/office/2019/extlst" xmlns:r="http://schemas.openxmlformats.org/officeDocument/2006/relationships" xmlns:m="http://schemas.openxmlformats.org/officeDocument/2006/math" xmlns:v="urn:schemas-microsoft-com:vml" xmlns:wp14="http://schemas.microsoft.com/office/word/2010/wordprocessingDrawing" xmlns:wp="http://schemas.openxmlformats.org/drawingml/2006/wordprocessingDrawing" xmlns:w10="urn:schemas-microsoft-com:office:word" xmlns:w="http://schemas.openxmlformats.org/wordprocessingml/2006/main" xmlns:w14="http://schemas.microsoft.com/office/word/2010/wordml" xmlns:w15="http://schemas.microsoft.com/office/word/2012/wordml" xmlns:w16cex="http://schemas.microsoft.com/office/word/2018/wordml/cex" xmlns:w16cid="http://schemas.microsoft.com/office/word/2016/wordml/cid" xmlns:w16="http://schemas.microsoft.com/office/word/2018/wordml" xmlns:w16sdtdh="http://schemas.microsoft.com/office/word/2020/wordml/sdtdatahash" xmlns:w16se="http://schemas.microsoft.com/office/word/2015/wordml/symex" xmlns:wpg="http://schemas.microsoft.com/office/word/2010/wordprocessingGroup" xmlns:wpi="http://schemas.microsoft.com/office/word/2010/wordprocessingInk" xmlns:wne="http://schemas.microsoft.com/office/word/2006/wordml" xmlns:wps="http://schemas.microsoft.com/office/word/2010/wordprocessingShape" mc:Ignorable="w14 w15 w16se w16cid w16 w16cex w16sdtdh wp14">
+<w:ftr xmlns:wpc="http://schemas.microsoft.com/office/word/2010/wordprocessingCanvas" xmlns:cx="http://schemas.microsoft.com/office/drawing/2014/chartex" xmlns:cx1="http://schemas.microsoft.com/office/drawing/2015/9/8/chartex" xmlns:cx2="http://schemas.microsoft.com/office/drawing/2015/10/21/chartex" xmlns:cx3="http://schemas.microsoft.com/office/drawing/2016/5/9/chartex" xmlns:cx4="http://schemas.microsoft.com/office/drawing/2016/5/10/chartex" xmlns:cx5="http://schemas.microsoft.com/office/drawing/2016/5/11/chartex" xmlns:cx6="http://schemas.microsoft.com/office/drawing/2016/5/12/chartex" xmlns:cx7="http://schemas.microsoft.com/office/drawing/2016/5/13/chartex" xmlns:cx8="http://schemas.microsoft.com/office/drawing/2016/5/14/chartex" xmlns:mc="http://schemas.openxmlformats.org/markup-compatibility/2006" xmlns:aink="http://schemas.microsoft.com/office/drawing/2016/ink" xmlns:am3d="http://schemas.microsoft.com/office/drawing/2017/model3d" xmlns:o="urn:schemas-microsoft-com:office:office" xmlns:oel="http://schemas.microsoft.com/office/2019/extlst" xmlns:r="http://schemas.openxmlformats.org/officeDocument/2006/relationships" xmlns:m="http://schemas.openxmlformats.org/officeDocument/2006/math" xmlns:v="urn:schemas-microsoft-com:vml" xmlns:wp14="http://schemas.microsoft.com/office/word/2010/wordprocessingDrawing" xmlns:wp="http://schemas.openxmlformats.org/drawingml/2006/wordprocessingDrawing" xmlns:w10="urn:schemas-microsoft-com:office:word" xmlns:w="http://schemas.openxmlformats.org/wordprocessingml/2006/main" xmlns:w14="http://schemas.microsoft.com/office/word/2010/wordml" xmlns:w15="http://schemas.microsoft.com/office/word/2012/wordml" xmlns:w16cex="http://schemas.microsoft.com/office/word/2018/wordml/cex" xmlns:w16cid="http://schemas.microsoft.com/office/word/2016/wordml/cid" xmlns:w16="http://schemas.microsoft.com/office/word/2018/wordml" xmlns:w16du="http://schemas.microsoft.com/office/word/2023/wordml/word16du" xmlns:w16sdtdh="http://schemas.microsoft.com/office/word/2020/wordml/sdtdatahash" xmlns:w16sdtfl="http://schemas.microsoft.com/office/word/2024/wordml/sdtformatlock" xmlns:w16se="http://schemas.microsoft.com/office/word/2015/wordml/symex" xmlns:wpg="http://schemas.microsoft.com/office/word/2010/wordprocessingGroup" xmlns:wpi="http://schemas.microsoft.com/office/word/2010/wordprocessingInk" xmlns:wne="http://schemas.microsoft.com/office/word/2006/wordml" xmlns:wps="http://schemas.microsoft.com/office/word/2010/wordprocessingShape" mc:Ignorable="w14 w15 w16se w16cid w16 w16cex w16sdtdh w16sdtfl w16du wp14">
   <w:p>
     <w:pPr>
       <w:pStyle w:val="Footer"/>
@@ -549,7 +566,7 @@
 </file>
 
 <file path=word/footer3.xml><?xml version="1.0" encoding="utf-8"?>
-<w:ftr xmlns:wpc="http://schemas.microsoft.com/office/word/2010/wordprocessingCanvas" xmlns:cx="http://schemas.microsoft.com/office/drawing/2014/chartex" xmlns:cx1="http://schemas.microsoft.com/office/drawing/2015/9/8/chartex" xmlns:cx2="http://schemas.microsoft.com/office/drawing/2015/10/21/chartex" xmlns:cx3="http://schemas.microsoft.com/office/drawing/2016/5/9/chartex" xmlns:cx4="http://schemas.microsoft.com/office/drawing/2016/5/10/chartex" xmlns:cx5="http://schemas.microsoft.com/office/drawing/2016/5/11/chartex" xmlns:cx6="http://schemas.microsoft.com/office/drawing/2016/5/12/chartex" xmlns:cx7="http://schemas.microsoft.com/office/drawing/2016/5/13/chartex" xmlns:cx8="http://schemas.microsoft.com/office/drawing/2016/5/14/chartex" xmlns:mc="http://schemas.openxmlformats.org/markup-compatibility/2006" xmlns:aink="http://schemas.microsoft.com/office/drawing/2016/ink" xmlns:am3d="http://schemas.microsoft.com/office/drawing/2017/model3d" xmlns:o="urn:schemas-microsoft-com:office:office" xmlns:oel="http://schemas.microsoft.com/office/2019/extlst" xmlns:r="http://schemas.openxmlformats.org/officeDocument/2006/relationships" xmlns:m="http://schemas.openxmlformats.org/officeDocument/2006/math" xmlns:v="urn:schemas-microsoft-com:vml" xmlns:wp14="http://schemas.microsoft.com/office/word/2010/wordprocessingDrawing" xmlns:wp="http://schemas.openxmlformats.org/drawingml/2006/wordprocessingDrawing" xmlns:w10="urn:schemas-microsoft-com:office:word" xmlns:w="http://schemas.openxmlformats.org/wordprocessingml/2006/main" xmlns:w14="http://schemas.microsoft.com/office/word/2010/wordml" xmlns:w15="http://schemas.microsoft.com/office/word/2012/wordml" xmlns:w16cex="http://schemas.microsoft.com/office/word/2018/wordml/cex" xmlns:w16cid="http://schemas.microsoft.com/office/word/2016/wordml/cid" xmlns:w16="http://schemas.microsoft.com/office/word/2018/wordml" xmlns:w16sdtdh="http://schemas.microsoft.com/office/word/2020/wordml/sdtdatahash" xmlns:w16se="http://schemas.microsoft.com/office/word/2015/wordml/symex" xmlns:wpg="http://schemas.microsoft.com/office/word/2010/wordprocessingGroup" xmlns:wpi="http://schemas.microsoft.com/office/word/2010/wordprocessingInk" xmlns:wne="http://schemas.microsoft.com/office/word/2006/wordml" xmlns:wps="http://schemas.microsoft.com/office/word/2010/wordprocessingShape" mc:Ignorable="w14 w15 w16se w16cid w16 w16cex w16sdtdh wp14">
+<w:ftr xmlns:wpc="http://schemas.microsoft.com/office/word/2010/wordprocessingCanvas" xmlns:cx="http://schemas.microsoft.com/office/drawing/2014/chartex" xmlns:cx1="http://schemas.microsoft.com/office/drawing/2015/9/8/chartex" xmlns:cx2="http://schemas.microsoft.com/office/drawing/2015/10/21/chartex" xmlns:cx3="http://schemas.microsoft.com/office/drawing/2016/5/9/chartex" xmlns:cx4="http://schemas.microsoft.com/office/drawing/2016/5/10/chartex" xmlns:cx5="http://schemas.microsoft.com/office/drawing/2016/5/11/chartex" xmlns:cx6="http://schemas.microsoft.com/office/drawing/2016/5/12/chartex" xmlns:cx7="http://schemas.microsoft.com/office/drawing/2016/5/13/chartex" xmlns:cx8="http://schemas.microsoft.com/office/drawing/2016/5/14/chartex" xmlns:mc="http://schemas.openxmlformats.org/markup-compatibility/2006" xmlns:aink="http://schemas.microsoft.com/office/drawing/2016/ink" xmlns:am3d="http://schemas.microsoft.com/office/drawing/2017/model3d" xmlns:o="urn:schemas-microsoft-com:office:office" xmlns:oel="http://schemas.microsoft.com/office/2019/extlst" xmlns:r="http://schemas.openxmlformats.org/officeDocument/2006/relationships" xmlns:m="http://schemas.openxmlformats.org/officeDocument/2006/math" xmlns:v="urn:schemas-microsoft-com:vml" xmlns:wp14="http://schemas.microsoft.com/office/word/2010/wordprocessingDrawing" xmlns:wp="http://schemas.openxmlformats.org/drawingml/2006/wordprocessingDrawing" xmlns:w10="urn:schemas-microsoft-com:office:word" xmlns:w="http://schemas.openxmlformats.org/wordprocessingml/2006/main" xmlns:w14="http://schemas.microsoft.com/office/word/2010/wordml" xmlns:w15="http://schemas.microsoft.com/office/word/2012/wordml" xmlns:w16cex="http://schemas.microsoft.com/office/word/2018/wordml/cex" xmlns:w16cid="http://schemas.microsoft.com/office/word/2016/wordml/cid" xmlns:w16="http://schemas.microsoft.com/office/word/2018/wordml" xmlns:w16du="http://schemas.microsoft.com/office/word/2023/wordml/word16du" xmlns:w16sdtdh="http://schemas.microsoft.com/office/word/2020/wordml/sdtdatahash" xmlns:w16sdtfl="http://schemas.microsoft.com/office/word/2024/wordml/sdtformatlock" xmlns:w16se="http://schemas.microsoft.com/office/word/2015/wordml/symex" xmlns:wpg="http://schemas.microsoft.com/office/word/2010/wordprocessingGroup" xmlns:wpi="http://schemas.microsoft.com/office/word/2010/wordprocessingInk" xmlns:wne="http://schemas.microsoft.com/office/word/2006/wordml" xmlns:wps="http://schemas.microsoft.com/office/word/2010/wordprocessingShape" mc:Ignorable="w14 w15 w16se w16cid w16 w16cex w16sdtdh w16sdtfl w16du wp14">
   <w:p>
     <w:pPr>
       <w:pStyle w:val="Footer"/>
@@ -559,7 +576,7 @@
 </file>
 
 <file path=word/footnotes.xml><?xml version="1.0" encoding="utf-8"?>
-<w:footnotes xmlns:wpc="http://schemas.microsoft.com/office/word/2010/wordprocessingCanvas" xmlns:cx="http://schemas.microsoft.com/office/drawing/2014/chartex" xmlns:cx1="http://schemas.microsoft.com/office/drawing/2015/9/8/chartex" xmlns:cx2="http://schemas.microsoft.com/office/drawing/2015/10/21/chartex" xmlns:cx3="http://schemas.microsoft.com/office/drawing/2016/5/9/chartex" xmlns:cx4="http://schemas.microsoft.com/office/drawing/2016/5/10/chartex" xmlns:cx5="http://schemas.microsoft.com/office/drawing/2016/5/11/chartex" xmlns:cx6="http://schemas.microsoft.com/office/drawing/2016/5/12/chartex" xmlns:cx7="http://schemas.microsoft.com/office/drawing/2016/5/13/chartex" xmlns:cx8="http://schemas.microsoft.com/office/drawing/2016/5/14/chartex" xmlns:mc="http://schemas.openxmlformats.org/markup-compatibility/2006" xmlns:aink="http://schemas.microsoft.com/office/drawing/2016/ink" xmlns:am3d="http://schemas.microsoft.com/office/drawing/2017/model3d" xmlns:o="urn:schemas-microsoft-com:office:office" xmlns:oel="http://schemas.microsoft.com/office/2019/extlst" xmlns:r="http://schemas.openxmlformats.org/officeDocument/2006/relationships" xmlns:m="http://schemas.openxmlformats.org/officeDocument/2006/math" xmlns:v="urn:schemas-microsoft-com:vml" xmlns:wp14="http://schemas.microsoft.com/office/word/2010/wordprocessingDrawing" xmlns:wp="http://schemas.openxmlformats.org/drawingml/2006/wordprocessingDrawing" xmlns:w10="urn:schemas-microsoft-com:office:word" xmlns:w="http://schemas.openxmlformats.org/wordprocessingml/2006/main" xmlns:w14="http://schemas.microsoft.com/office/word/2010/wordml" xmlns:w15="http://schemas.microsoft.com/office/word/2012/wordml" xmlns:w16cex="http://schemas.microsoft.com/office/word/2018/wordml/cex" xmlns:w16cid="http://schemas.microsoft.com/office/word/2016/wordml/cid" xmlns:w16="http://schemas.microsoft.com/office/word/2018/wordml" xmlns:w16sdtdh="http://schemas.microsoft.com/office/word/2020/wordml/sdtdatahash" xmlns:w16se="http://schemas.microsoft.com/office/word/2015/wordml/symex" xmlns:wpg="http://schemas.microsoft.com/office/word/2010/wordprocessingGroup" xmlns:wpi="http://schemas.microsoft.com/office/word/2010/wordprocessingInk" xmlns:wne="http://schemas.microsoft.com/office/word/2006/wordml" xmlns:wps="http://schemas.microsoft.com/office/word/2010/wordprocessingShape" mc:Ignorable="w14 w15 w16se w16cid w16 w16cex w16sdtdh wp14">
+<w:footnotes xmlns:wpc="http://schemas.microsoft.com/office/word/2010/wordprocessingCanvas" xmlns:cx="http://schemas.microsoft.com/office/drawing/2014/chartex" xmlns:cx1="http://schemas.microsoft.com/office/drawing/2015/9/8/chartex" xmlns:cx2="http://schemas.microsoft.com/office/drawing/2015/10/21/chartex" xmlns:cx3="http://schemas.microsoft.com/office/drawing/2016/5/9/chartex" xmlns:cx4="http://schemas.microsoft.com/office/drawing/2016/5/10/chartex" xmlns:cx5="http://schemas.microsoft.com/office/drawing/2016/5/11/chartex" xmlns:cx6="http://schemas.microsoft.com/office/drawing/2016/5/12/chartex" xmlns:cx7="http://schemas.microsoft.com/office/drawing/2016/5/13/chartex" xmlns:cx8="http://schemas.microsoft.com/office/drawing/2016/5/14/chartex" xmlns:mc="http://schemas.openxmlformats.org/markup-compatibility/2006" xmlns:aink="http://schemas.microsoft.com/office/drawing/2016/ink" xmlns:am3d="http://schemas.microsoft.com/office/drawing/2017/model3d" xmlns:o="urn:schemas-microsoft-com:office:office" xmlns:oel="http://schemas.microsoft.com/office/2019/extlst" xmlns:r="http://schemas.openxmlformats.org/officeDocument/2006/relationships" xmlns:m="http://schemas.openxmlformats.org/officeDocument/2006/math" xmlns:v="urn:schemas-microsoft-com:vml" xmlns:wp14="http://schemas.microsoft.com/office/word/2010/wordprocessingDrawing" xmlns:wp="http://schemas.openxmlformats.org/drawingml/2006/wordprocessingDrawing" xmlns:w10="urn:schemas-microsoft-com:office:word" xmlns:w="http://schemas.openxmlformats.org/wordprocessingml/2006/main" xmlns:w14="http://schemas.microsoft.com/office/word/2010/wordml" xmlns:w15="http://schemas.microsoft.com/office/word/2012/wordml" xmlns:w16cex="http://schemas.microsoft.com/office/word/2018/wordml/cex" xmlns:w16cid="http://schemas.microsoft.com/office/word/2016/wordml/cid" xmlns:w16="http://schemas.microsoft.com/office/word/2018/wordml" xmlns:w16du="http://schemas.microsoft.com/office/word/2023/wordml/word16du" xmlns:w16sdtdh="http://schemas.microsoft.com/office/word/2020/wordml/sdtdatahash" xmlns:w16sdtfl="http://schemas.microsoft.com/office/word/2024/wordml/sdtformatlock" xmlns:w16se="http://schemas.microsoft.com/office/word/2015/wordml/symex" xmlns:wpg="http://schemas.microsoft.com/office/word/2010/wordprocessingGroup" xmlns:wpi="http://schemas.microsoft.com/office/word/2010/wordprocessingInk" xmlns:wne="http://schemas.microsoft.com/office/word/2006/wordml" xmlns:wps="http://schemas.microsoft.com/office/word/2010/wordprocessingShape" mc:Ignorable="w14 w15 w16se w16cid w16 w16cex w16sdtdh w16sdtfl w16du wp14">
   <w:footnote w:type="separator" w:id="-1">
     <w:p>
       <w:pPr>
@@ -584,7 +601,7 @@
 </file>
 
 <file path=word/header1.xml><?xml version="1.0" encoding="utf-8"?>
-<w:hdr xmlns:wpc="http://schemas.microsoft.com/office/word/2010/wordprocessingCanvas" xmlns:cx="http://schemas.microsoft.com/office/drawing/2014/chartex" xmlns:cx1="http://schemas.microsoft.com/office/drawing/2015/9/8/chartex" xmlns:cx2="http://schemas.microsoft.com/office/drawing/2015/10/21/chartex" xmlns:cx3="http://schemas.microsoft.com/office/drawing/2016/5/9/chartex" xmlns:cx4="http://schemas.microsoft.com/office/drawing/2016/5/10/chartex" xmlns:cx5="http://schemas.microsoft.com/office/drawing/2016/5/11/chartex" xmlns:cx6="http://schemas.microsoft.com/office/drawing/2016/5/12/chartex" xmlns:cx7="http://schemas.microsoft.com/office/drawing/2016/5/13/chartex" xmlns:cx8="http://schemas.microsoft.com/office/drawing/2016/5/14/chartex" xmlns:mc="http://schemas.openxmlformats.org/markup-compatibility/2006" xmlns:aink="http://schemas.microsoft.com/office/drawing/2016/ink" xmlns:am3d="http://schemas.microsoft.com/office/drawing/2017/model3d" xmlns:o="urn:schemas-microsoft-com:office:office" xmlns:oel="http://schemas.microsoft.com/office/2019/extlst" xmlns:r="http://schemas.openxmlformats.org/officeDocument/2006/relationships" xmlns:m="http://schemas.openxmlformats.org/officeDocument/2006/math" xmlns:v="urn:schemas-microsoft-com:vml" xmlns:wp14="http://schemas.microsoft.com/office/word/2010/wordprocessingDrawing" xmlns:wp="http://schemas.openxmlformats.org/drawingml/2006/wordprocessingDrawing" xmlns:w10="urn:schemas-microsoft-com:office:word" xmlns:w="http://schemas.openxmlformats.org/wordprocessingml/2006/main" xmlns:w14="http://schemas.microsoft.com/office/word/2010/wordml" xmlns:w15="http://schemas.microsoft.com/office/word/2012/wordml" xmlns:w16cex="http://schemas.microsoft.com/office/word/2018/wordml/cex" xmlns:w16cid="http://schemas.microsoft.com/office/word/2016/wordml/cid" xmlns:w16="http://schemas.microsoft.com/office/word/2018/wordml" xmlns:w16sdtdh="http://schemas.microsoft.com/office/word/2020/wordml/sdtdatahash" xmlns:w16se="http://schemas.microsoft.com/office/word/2015/wordml/symex" xmlns:wpg="http://schemas.microsoft.com/office/word/2010/wordprocessingGroup" xmlns:wpi="http://schemas.microsoft.com/office/word/2010/wordprocessingInk" xmlns:wne="http://schemas.microsoft.com/office/word/2006/wordml" xmlns:wps="http://schemas.microsoft.com/office/word/2010/wordprocessingShape" mc:Ignorable="w14 w15 w16se w16cid w16 w16cex w16sdtdh wp14">
+<w:hdr xmlns:wpc="http://schemas.microsoft.com/office/word/2010/wordprocessingCanvas" xmlns:cx="http://schemas.microsoft.com/office/drawing/2014/chartex" xmlns:cx1="http://schemas.microsoft.com/office/drawing/2015/9/8/chartex" xmlns:cx2="http://schemas.microsoft.com/office/drawing/2015/10/21/chartex" xmlns:cx3="http://schemas.microsoft.com/office/drawing/2016/5/9/chartex" xmlns:cx4="http://schemas.microsoft.com/office/drawing/2016/5/10/chartex" xmlns:cx5="http://schemas.microsoft.com/office/drawing/2016/5/11/chartex" xmlns:cx6="http://schemas.microsoft.com/office/drawing/2016/5/12/chartex" xmlns:cx7="http://schemas.microsoft.com/office/drawing/2016/5/13/chartex" xmlns:cx8="http://schemas.microsoft.com/office/drawing/2016/5/14/chartex" xmlns:mc="http://schemas.openxmlformats.org/markup-compatibility/2006" xmlns:aink="http://schemas.microsoft.com/office/drawing/2016/ink" xmlns:am3d="http://schemas.microsoft.com/office/drawing/2017/model3d" xmlns:o="urn:schemas-microsoft-com:office:office" xmlns:oel="http://schemas.microsoft.com/office/2019/extlst" xmlns:r="http://schemas.openxmlformats.org/officeDocument/2006/relationships" xmlns:m="http://schemas.openxmlformats.org/officeDocument/2006/math" xmlns:v="urn:schemas-microsoft-com:vml" xmlns:wp14="http://schemas.microsoft.com/office/word/2010/wordprocessingDrawing" xmlns:wp="http://schemas.openxmlformats.org/drawingml/2006/wordprocessingDrawing" xmlns:w10="urn:schemas-microsoft-com:office:word" xmlns:w="http://schemas.openxmlformats.org/wordprocessingml/2006/main" xmlns:w14="http://schemas.microsoft.com/office/word/2010/wordml" xmlns:w15="http://schemas.microsoft.com/office/word/2012/wordml" xmlns:w16cex="http://schemas.microsoft.com/office/word/2018/wordml/cex" xmlns:w16cid="http://schemas.microsoft.com/office/word/2016/wordml/cid" xmlns:w16="http://schemas.microsoft.com/office/word/2018/wordml" xmlns:w16du="http://schemas.microsoft.com/office/word/2023/wordml/word16du" xmlns:w16sdtdh="http://schemas.microsoft.com/office/word/2020/wordml/sdtdatahash" xmlns:w16sdtfl="http://schemas.microsoft.com/office/word/2024/wordml/sdtformatlock" xmlns:w16se="http://schemas.microsoft.com/office/word/2015/wordml/symex" xmlns:wpg="http://schemas.microsoft.com/office/word/2010/wordprocessingGroup" xmlns:wpi="http://schemas.microsoft.com/office/word/2010/wordprocessingInk" xmlns:wne="http://schemas.microsoft.com/office/word/2006/wordml" xmlns:wps="http://schemas.microsoft.com/office/word/2010/wordprocessingShape" mc:Ignorable="w14 w15 w16se w16cid w16 w16cex w16sdtdh w16sdtfl w16du wp14">
   <w:p>
     <w:pPr>
       <w:pStyle w:val="Header"/>
@@ -594,7 +611,7 @@
 </file>
 
 <file path=word/header2.xml><?xml version="1.0" encoding="utf-8"?>
-<w:hdr xmlns:wpc="http://schemas.microsoft.com/office/word/2010/wordprocessingCanvas" xmlns:cx="http://schemas.microsoft.com/office/drawing/2014/chartex" xmlns:cx1="http://schemas.microsoft.com/office/drawing/2015/9/8/chartex" xmlns:cx2="http://schemas.microsoft.com/office/drawing/2015/10/21/chartex" xmlns:cx3="http://schemas.microsoft.com/office/drawing/2016/5/9/chartex" xmlns:cx4="http://schemas.microsoft.com/office/drawing/2016/5/10/chartex" xmlns:cx5="http://schemas.microsoft.com/office/drawing/2016/5/11/chartex" xmlns:cx6="http://schemas.microsoft.com/office/drawing/2016/5/12/chartex" xmlns:cx7="http://schemas.microsoft.com/office/drawing/2016/5/13/chartex" xmlns:cx8="http://schemas.microsoft.com/office/drawing/2016/5/14/chartex" xmlns:mc="http://schemas.openxmlformats.org/markup-compatibility/2006" xmlns:aink="http://schemas.microsoft.com/office/drawing/2016/ink" xmlns:am3d="http://schemas.microsoft.com/office/drawing/2017/model3d" xmlns:o="urn:schemas-microsoft-com:office:office" xmlns:oel="http://schemas.microsoft.com/office/2019/extlst" xmlns:r="http://schemas.openxmlformats.org/officeDocument/2006/relationships" xmlns:m="http://schemas.openxmlformats.org/officeDocument/2006/math" xmlns:v="urn:schemas-microsoft-com:vml" xmlns:wp14="http://schemas.microsoft.com/office/word/2010/wordprocessingDrawing" xmlns:wp="http://schemas.openxmlformats.org/drawingml/2006/wordprocessingDrawing" xmlns:w10="urn:schemas-microsoft-com:office:word" xmlns:w="http://schemas.openxmlformats.org/wordprocessingml/2006/main" xmlns:w14="http://schemas.microsoft.com/office/word/2010/wordml" xmlns:w15="http://schemas.microsoft.com/office/word/2012/wordml" xmlns:w16cex="http://schemas.microsoft.com/office/word/2018/wordml/cex" xmlns:w16cid="http://schemas.microsoft.com/office/word/2016/wordml/cid" xmlns:w16="http://schemas.microsoft.com/office/word/2018/wordml" xmlns:w16sdtdh="http://schemas.microsoft.com/office/word/2020/wordml/sdtdatahash" xmlns:w16se="http://schemas.microsoft.com/office/word/2015/wordml/symex" xmlns:wpg="http://schemas.microsoft.com/office/word/2010/wordprocessingGroup" xmlns:wpi="http://schemas.microsoft.com/office/word/2010/wordprocessingInk" xmlns:wne="http://schemas.microsoft.com/office/word/2006/wordml" xmlns:wps="http://schemas.microsoft.com/office/word/2010/wordprocessingShape" mc:Ignorable="w14 w15 w16se w16cid w16 w16cex w16sdtdh wp14">
+<w:hdr xmlns:wpc="http://schemas.microsoft.com/office/word/2010/wordprocessingCanvas" xmlns:cx="http://schemas.microsoft.com/office/drawing/2014/chartex" xmlns:cx1="http://schemas.microsoft.com/office/drawing/2015/9/8/chartex" xmlns:cx2="http://schemas.microsoft.com/office/drawing/2015/10/21/chartex" xmlns:cx3="http://schemas.microsoft.com/office/drawing/2016/5/9/chartex" xmlns:cx4="http://schemas.microsoft.com/office/drawing/2016/5/10/chartex" xmlns:cx5="http://schemas.microsoft.com/office/drawing/2016/5/11/chartex" xmlns:cx6="http://schemas.microsoft.com/office/drawing/2016/5/12/chartex" xmlns:cx7="http://schemas.microsoft.com/office/drawing/2016/5/13/chartex" xmlns:cx8="http://schemas.microsoft.com/office/drawing/2016/5/14/chartex" xmlns:mc="http://schemas.openxmlformats.org/markup-compatibility/2006" xmlns:aink="http://schemas.microsoft.com/office/drawing/2016/ink" xmlns:am3d="http://schemas.microsoft.com/office/drawing/2017/model3d" xmlns:o="urn:schemas-microsoft-com:office:office" xmlns:oel="http://schemas.microsoft.com/office/2019/extlst" xmlns:r="http://schemas.openxmlformats.org/officeDocument/2006/relationships" xmlns:m="http://schemas.openxmlformats.org/officeDocument/2006/math" xmlns:v="urn:schemas-microsoft-com:vml" xmlns:wp14="http://schemas.microsoft.com/office/word/2010/wordprocessingDrawing" xmlns:wp="http://schemas.openxmlformats.org/drawingml/2006/wordprocessingDrawing" xmlns:w10="urn:schemas-microsoft-com:office:word" xmlns:w="http://schemas.openxmlformats.org/wordprocessingml/2006/main" xmlns:w14="http://schemas.microsoft.com/office/word/2010/wordml" xmlns:w15="http://schemas.microsoft.com/office/word/2012/wordml" xmlns:w16cex="http://schemas.microsoft.com/office/word/2018/wordml/cex" xmlns:w16cid="http://schemas.microsoft.com/office/word/2016/wordml/cid" xmlns:w16="http://schemas.microsoft.com/office/word/2018/wordml" xmlns:w16du="http://schemas.microsoft.com/office/word/2023/wordml/word16du" xmlns:w16sdtdh="http://schemas.microsoft.com/office/word/2020/wordml/sdtdatahash" xmlns:w16sdtfl="http://schemas.microsoft.com/office/word/2024/wordml/sdtformatlock" xmlns:w16se="http://schemas.microsoft.com/office/word/2015/wordml/symex" xmlns:wpg="http://schemas.microsoft.com/office/word/2010/wordprocessingGroup" xmlns:wpi="http://schemas.microsoft.com/office/word/2010/wordprocessingInk" xmlns:wne="http://schemas.microsoft.com/office/word/2006/wordml" xmlns:wps="http://schemas.microsoft.com/office/word/2010/wordprocessingShape" mc:Ignorable="w14 w15 w16se w16cid w16 w16cex w16sdtdh w16sdtfl w16du wp14">
   <w:p>
     <w:pPr>
       <w:pStyle w:val="Header"/>
@@ -605,7 +622,7 @@
 </file>
 
 <file path=word/header3.xml><?xml version="1.0" encoding="utf-8"?>
-<w:hdr xmlns:wpc="http://schemas.microsoft.com/office/word/2010/wordprocessingCanvas" xmlns:cx="http://schemas.microsoft.com/office/drawing/2014/chartex" xmlns:cx1="http://schemas.microsoft.com/office/drawing/2015/9/8/chartex" xmlns:cx2="http://schemas.microsoft.com/office/drawing/2015/10/21/chartex" xmlns:cx3="http://schemas.microsoft.com/office/drawing/2016/5/9/chartex" xmlns:cx4="http://schemas.microsoft.com/office/drawing/2016/5/10/chartex" xmlns:cx5="http://schemas.microsoft.com/office/drawing/2016/5/11/chartex" xmlns:cx6="http://schemas.microsoft.com/office/drawing/2016/5/12/chartex" xmlns:cx7="http://schemas.microsoft.com/office/drawing/2016/5/13/chartex" xmlns:cx8="http://schemas.microsoft.com/office/drawing/2016/5/14/chartex" xmlns:mc="http://schemas.openxmlformats.org/markup-compatibility/2006" xmlns:aink="http://schemas.microsoft.com/office/drawing/2016/ink" xmlns:am3d="http://schemas.microsoft.com/office/drawing/2017/model3d" xmlns:o="urn:schemas-microsoft-com:office:office" xmlns:oel="http://schemas.microsoft.com/office/2019/extlst" xmlns:r="http://schemas.openxmlformats.org/officeDocument/2006/relationships" xmlns:m="http://schemas.openxmlformats.org/officeDocument/2006/math" xmlns:v="urn:schemas-microsoft-com:vml" xmlns:wp14="http://schemas.microsoft.com/office/word/2010/wordprocessingDrawing" xmlns:wp="http://schemas.openxmlformats.org/drawingml/2006/wordprocessingDrawing" xmlns:w10="urn:schemas-microsoft-com:office:word" xmlns:w="http://schemas.openxmlformats.org/wordprocessingml/2006/main" xmlns:w14="http://schemas.microsoft.com/office/word/2010/wordml" xmlns:w15="http://schemas.microsoft.com/office/word/2012/wordml" xmlns:w16cex="http://schemas.microsoft.com/office/word/2018/wordml/cex" xmlns:w16cid="http://schemas.microsoft.com/office/word/2016/wordml/cid" xmlns:w16="http://schemas.microsoft.com/office/word/2018/wordml" xmlns:w16sdtdh="http://schemas.microsoft.com/office/word/2020/wordml/sdtdatahash" xmlns:w16se="http://schemas.microsoft.com/office/word/2015/wordml/symex" xmlns:wpg="http://schemas.microsoft.com/office/word/2010/wordprocessingGroup" xmlns:wpi="http://schemas.microsoft.com/office/word/2010/wordprocessingInk" xmlns:wne="http://schemas.microsoft.com/office/word/2006/wordml" xmlns:wps="http://schemas.microsoft.com/office/word/2010/wordprocessingShape" mc:Ignorable="w14 w15 w16se w16cid w16 w16cex w16sdtdh wp14">
+<w:hdr xmlns:wpc="http://schemas.microsoft.com/office/word/2010/wordprocessingCanvas" xmlns:cx="http://schemas.microsoft.com/office/drawing/2014/chartex" xmlns:cx1="http://schemas.microsoft.com/office/drawing/2015/9/8/chartex" xmlns:cx2="http://schemas.microsoft.com/office/drawing/2015/10/21/chartex" xmlns:cx3="http://schemas.microsoft.com/office/drawing/2016/5/9/chartex" xmlns:cx4="http://schemas.microsoft.com/office/drawing/2016/5/10/chartex" xmlns:cx5="http://schemas.microsoft.com/office/drawing/2016/5/11/chartex" xmlns:cx6="http://schemas.microsoft.com/office/drawing/2016/5/12/chartex" xmlns:cx7="http://schemas.microsoft.com/office/drawing/2016/5/13/chartex" xmlns:cx8="http://schemas.microsoft.com/office/drawing/2016/5/14/chartex" xmlns:mc="http://schemas.openxmlformats.org/markup-compatibility/2006" xmlns:aink="http://schemas.microsoft.com/office/drawing/2016/ink" xmlns:am3d="http://schemas.microsoft.com/office/drawing/2017/model3d" xmlns:o="urn:schemas-microsoft-com:office:office" xmlns:oel="http://schemas.microsoft.com/office/2019/extlst" xmlns:r="http://schemas.openxmlformats.org/officeDocument/2006/relationships" xmlns:m="http://schemas.openxmlformats.org/officeDocument/2006/math" xmlns:v="urn:schemas-microsoft-com:vml" xmlns:wp14="http://schemas.microsoft.com/office/word/2010/wordprocessingDrawing" xmlns:wp="http://schemas.openxmlformats.org/drawingml/2006/wordprocessingDrawing" xmlns:w10="urn:schemas-microsoft-com:office:word" xmlns:w="http://schemas.openxmlformats.org/wordprocessingml/2006/main" xmlns:w14="http://schemas.microsoft.com/office/word/2010/wordml" xmlns:w15="http://schemas.microsoft.com/office/word/2012/wordml" xmlns:w16cex="http://schemas.microsoft.com/office/word/2018/wordml/cex" xmlns:w16cid="http://schemas.microsoft.com/office/word/2016/wordml/cid" xmlns:w16="http://schemas.microsoft.com/office/word/2018/wordml" xmlns:w16du="http://schemas.microsoft.com/office/word/2023/wordml/word16du" xmlns:w16sdtdh="http://schemas.microsoft.com/office/word/2020/wordml/sdtdatahash" xmlns:w16sdtfl="http://schemas.microsoft.com/office/word/2024/wordml/sdtformatlock" xmlns:w16se="http://schemas.microsoft.com/office/word/2015/wordml/symex" xmlns:wpg="http://schemas.microsoft.com/office/word/2010/wordprocessingGroup" xmlns:wpi="http://schemas.microsoft.com/office/word/2010/wordprocessingInk" xmlns:wne="http://schemas.microsoft.com/office/word/2006/wordml" xmlns:wps="http://schemas.microsoft.com/office/word/2010/wordprocessingShape" mc:Ignorable="w14 w15 w16se w16cid w16 w16cex w16sdtdh w16sdtfl w16du wp14">
   <w:p>
     <w:pPr>
       <w:pStyle w:val="Header"/>
@@ -614,7 +631,7 @@
     <w:r>
       <w:tab/>
       <w:tab/>
-      <w:t>2026-06-17</w:t>
+      <w:t>2026-06-18</w:t>
       <w:br/>
       <w:br/>
     </w:r>
@@ -627,7 +644,7 @@
 </file>
 
 <file path=word/numbering.xml><?xml version="1.0" encoding="utf-8"?>
-<w:numbering xmlns:wpc="http://schemas.microsoft.com/office/word/2010/wordprocessingCanvas" xmlns:cx="http://schemas.microsoft.com/office/drawing/2014/chartex" xmlns:cx1="http://schemas.microsoft.com/office/drawing/2015/9/8/chartex" xmlns:cx2="http://schemas.microsoft.com/office/drawing/2015/10/21/chartex" xmlns:cx3="http://schemas.microsoft.com/office/drawing/2016/5/9/chartex" xmlns:cx4="http://schemas.microsoft.com/office/drawing/2016/5/10/chartex" xmlns:cx5="http://schemas.microsoft.com/office/drawing/2016/5/11/chartex" xmlns:cx6="http://schemas.microsoft.com/office/drawing/2016/5/12/chartex" xmlns:cx7="http://schemas.microsoft.com/office/drawing/2016/5/13/chartex" xmlns:cx8="http://schemas.microsoft.com/office/drawing/2016/5/14/chartex" xmlns:mc="http://schemas.openxmlformats.org/markup-compatibility/2006" xmlns:aink="http://schemas.microsoft.com/office/drawing/2016/ink" xmlns:am3d="http://schemas.microsoft.com/office/drawing/2017/model3d" xmlns:o="urn:schemas-microsoft-com:office:office" xmlns:oel="http://schemas.microsoft.com/office/2019/extlst" xmlns:r="http://schemas.openxmlformats.org/officeDocument/2006/relationships" xmlns:m="http://schemas.openxmlformats.org/officeDocument/2006/math" xmlns:v="urn:schemas-microsoft-com:vml" xmlns:wp14="http://schemas.microsoft.com/office/word/2010/wordprocessingDrawing" xmlns:wp="http://schemas.openxmlformats.org/drawingml/2006/wordprocessingDrawing" xmlns:w10="urn:schemas-microsoft-com:office:word" xmlns:w="http://schemas.openxmlformats.org/wordprocessingml/2006/main" xmlns:w14="http://schemas.microsoft.com/office/word/2010/wordml" xmlns:w15="http://schemas.microsoft.com/office/word/2012/wordml" xmlns:w16cex="http://schemas.microsoft.com/office/word/2018/wordml/cex" xmlns:w16cid="http://schemas.microsoft.com/office/word/2016/wordml/cid" xmlns:w16="http://schemas.microsoft.com/office/word/2018/wordml" xmlns:w16sdtdh="http://schemas.microsoft.com/office/word/2020/wordml/sdtdatahash" xmlns:w16se="http://schemas.microsoft.com/office/word/2015/wordml/symex" xmlns:wpg="http://schemas.microsoft.com/office/word/2010/wordprocessingGroup" xmlns:wpi="http://schemas.microsoft.com/office/word/2010/wordprocessingInk" xmlns:wne="http://schemas.microsoft.com/office/word/2006/wordml" xmlns:wps="http://schemas.microsoft.com/office/word/2010/wordprocessingShape" mc:Ignorable="w14 w15 w16se w16cid w16 w16cex w16sdtdh wp14">
+<w:numbering xmlns:wpc="http://schemas.microsoft.com/office/word/2010/wordprocessingCanvas" xmlns:cx="http://schemas.microsoft.com/office/drawing/2014/chartex" xmlns:cx1="http://schemas.microsoft.com/office/drawing/2015/9/8/chartex" xmlns:cx2="http://schemas.microsoft.com/office/drawing/2015/10/21/chartex" xmlns:cx3="http://schemas.microsoft.com/office/drawing/2016/5/9/chartex" xmlns:cx4="http://schemas.microsoft.com/office/drawing/2016/5/10/chartex" xmlns:cx5="http://schemas.microsoft.com/office/drawing/2016/5/11/chartex" xmlns:cx6="http://schemas.microsoft.com/office/drawing/2016/5/12/chartex" xmlns:cx7="http://schemas.microsoft.com/office/drawing/2016/5/13/chartex" xmlns:cx8="http://schemas.microsoft.com/office/drawing/2016/5/14/chartex" xmlns:mc="http://schemas.openxmlformats.org/markup-compatibility/2006" xmlns:aink="http://schemas.microsoft.com/office/drawing/2016/ink" xmlns:am3d="http://schemas.microsoft.com/office/drawing/2017/model3d" xmlns:o="urn:schemas-microsoft-com:office:office" xmlns:oel="http://schemas.microsoft.com/office/2019/extlst" xmlns:r="http://schemas.openxmlformats.org/officeDocument/2006/relationships" xmlns:m="http://schemas.openxmlformats.org/officeDocument/2006/math" xmlns:v="urn:schemas-microsoft-com:vml" xmlns:wp14="http://schemas.microsoft.com/office/word/2010/wordprocessingDrawing" xmlns:wp="http://schemas.openxmlformats.org/drawingml/2006/wordprocessingDrawing" xmlns:w10="urn:schemas-microsoft-com:office:word" xmlns:w="http://schemas.openxmlformats.org/wordprocessingml/2006/main" xmlns:w14="http://schemas.microsoft.com/office/word/2010/wordml" xmlns:w15="http://schemas.microsoft.com/office/word/2012/wordml" xmlns:w16cex="http://schemas.microsoft.com/office/word/2018/wordml/cex" xmlns:w16cid="http://schemas.microsoft.com/office/word/2016/wordml/cid" xmlns:w16="http://schemas.microsoft.com/office/word/2018/wordml" xmlns:w16du="http://schemas.microsoft.com/office/word/2023/wordml/word16du" xmlns:w16sdtdh="http://schemas.microsoft.com/office/word/2020/wordml/sdtdatahash" xmlns:w16sdtfl="http://schemas.microsoft.com/office/word/2024/wordml/sdtformatlock" xmlns:w16se="http://schemas.microsoft.com/office/word/2015/wordml/symex" xmlns:wpg="http://schemas.microsoft.com/office/word/2010/wordprocessingGroup" xmlns:wpi="http://schemas.microsoft.com/office/word/2010/wordprocessingInk" xmlns:wne="http://schemas.microsoft.com/office/word/2006/wordml" xmlns:wps="http://schemas.microsoft.com/office/word/2010/wordprocessingShape" mc:Ignorable="w14 w15 w16se w16cid w16 w16cex w16sdtdh w16sdtfl w16du wp14">
   <w:abstractNum w:abstractNumId="0" w15:restartNumberingAfterBreak="0">
     <w:nsid w:val="FFFFFF7C"/>
     <w:multiLevelType w:val="singleLevel"/>
@@ -830,7 +847,7 @@
 </file>
 
 <file path=word/styles.xml><?xml version="1.0" encoding="utf-8"?>
-<w:styles xmlns:mc="http://schemas.openxmlformats.org/markup-compatibility/2006" xmlns:r="http://schemas.openxmlformats.org/officeDocument/2006/relationships" xmlns:w="http://schemas.openxmlformats.org/wordprocessingml/2006/main" xmlns:w14="http://schemas.microsoft.com/office/word/2010/wordml" xmlns:w15="http://schemas.microsoft.com/office/word/2012/wordml" xmlns:w16cex="http://schemas.microsoft.com/office/word/2018/wordml/cex" xmlns:w16cid="http://schemas.microsoft.com/office/word/2016/wordml/cid" xmlns:w16="http://schemas.microsoft.com/office/word/2018/wordml" xmlns:w16sdtdh="http://schemas.microsoft.com/office/word/2020/wordml/sdtdatahash" xmlns:w16se="http://schemas.microsoft.com/office/word/2015/wordml/symex" mc:Ignorable="w14 w15 w16se w16cid w16 w16cex w16sdtdh">
+<w:styles xmlns:mc="http://schemas.openxmlformats.org/markup-compatibility/2006" xmlns:r="http://schemas.openxmlformats.org/officeDocument/2006/relationships" xmlns:w="http://schemas.openxmlformats.org/wordprocessingml/2006/main" xmlns:w14="http://schemas.microsoft.com/office/word/2010/wordml" xmlns:w15="http://schemas.microsoft.com/office/word/2012/wordml" xmlns:w16cex="http://schemas.microsoft.com/office/word/2018/wordml/cex" xmlns:w16cid="http://schemas.microsoft.com/office/word/2016/wordml/cid" xmlns:w16="http://schemas.microsoft.com/office/word/2018/wordml" xmlns:w16du="http://schemas.microsoft.com/office/word/2023/wordml/word16du" xmlns:w16sdtdh="http://schemas.microsoft.com/office/word/2020/wordml/sdtdatahash" xmlns:w16sdtfl="http://schemas.microsoft.com/office/word/2024/wordml/sdtformatlock" xmlns:w16se="http://schemas.microsoft.com/office/word/2015/wordml/symex" mc:Ignorable="w14 w15 w16se w16cid w16 w16cex w16sdtdh w16sdtfl w16du">
   <w:docDefaults>
     <w:rPrDefault>
       <w:rPr>
@@ -1588,7 +1605,7 @@
     <w:link w:val="TitleChar"/>
     <w:uiPriority w:val="10"/>
     <w:qFormat/>
-    <w:rsid w:val="007106C8"/>
+    <w:rsid w:val="00E854FA"/>
     <w:pPr>
       <w:spacing w:after="300" w:line="240" w:lineRule="auto"/>
       <w:contextualSpacing/>
@@ -1598,7 +1615,7 @@
       <w:rFonts w:eastAsiaTheme="majorEastAsia" w:cstheme="majorBidi"/>
       <w:spacing w:val="5"/>
       <w:kern w:val="28"/>
-      <w:sz w:val="52"/>
+      <w:sz w:val="40"/>
       <w:szCs w:val="52"/>
       <w:lang w:val="sv-SE" w:eastAsia="en-US" w:bidi="ar-SA"/>
     </w:rPr>
@@ -1608,12 +1625,12 @@
     <w:basedOn w:val="DefaultParagraphFont"/>
     <w:link w:val="Title"/>
     <w:uiPriority w:val="10"/>
-    <w:rsid w:val="007106C8"/>
+    <w:rsid w:val="00E854FA"/>
     <w:rPr>
       <w:rFonts w:ascii="Times New Roman" w:eastAsiaTheme="majorEastAsia" w:hAnsi="Times New Roman" w:cstheme="majorBidi"/>
       <w:spacing w:val="5"/>
       <w:kern w:val="28"/>
-      <w:sz w:val="52"/>
+      <w:sz w:val="40"/>
       <w:szCs w:val="52"/>
       <w:lang w:val="sv-SE" w:eastAsia="en-US" w:bidi="ar-SA"/>
     </w:rPr>

--- a/tillsyn/A 23793-2026 tillsynsbegäran.docx
+++ b/tillsyn/A 23793-2026 tillsynsbegäran.docx
@@ -631,7 +631,7 @@
     <w:r>
       <w:tab/>
       <w:tab/>
-      <w:t>2026-06-18</w:t>
+      <w:t>2026-06-19</w:t>
       <w:br/>
       <w:br/>
     </w:r>

--- a/tillsyn/A 23793-2026 tillsynsbegäran.docx
+++ b/tillsyn/A 23793-2026 tillsynsbegäran.docx
@@ -631,7 +631,7 @@
     <w:r>
       <w:tab/>
       <w:tab/>
-      <w:t>2026-06-19</w:t>
+      <w:t>2026-06-20</w:t>
       <w:br/>
       <w:br/>
     </w:r>

--- a/tillsyn/A 23793-2026 tillsynsbegäran.docx
+++ b/tillsyn/A 23793-2026 tillsynsbegäran.docx
@@ -12,10 +12,7 @@
     </w:p>
     <w:p>
       <w:r>
-        <w:t>Detta dokument behandlar höga naturvärden i avverkningsanmälan A 23793-2026 i Arvika kommun som inkom 2026-05-22 och omfattar 6,9 ha.</w:t>
-      </w:r>
-      <w:r>
-        <w:t xml:space="preserve"> I Figur 1 visas fyndplatser för naturvårdsarter i området, som finns registrerade på Artportalen.</w:t>
+        <w:t>Denna tillsynsbegäran behandlar höga naturvärden i avverkningsanmälan A 23793-2026 i Arvika kommun som inkom 2026-05-22 och omfattar 6,9 ha.</w:t>
       </w:r>
     </w:p>
     <w:p>
@@ -25,7 +22,7 @@
       <w:r>
         <w:drawing>
           <wp:inline xmlns:a="http://schemas.openxmlformats.org/drawingml/2006/main" xmlns:pic="http://schemas.openxmlformats.org/drawingml/2006/picture">
-            <wp:extent cx="5252961" cy="5688000"/>
+            <wp:extent cx="5286208" cy="5724000"/>
             <wp:docPr id="1" name="Picture 1"/>
             <wp:cNvGraphicFramePr>
               <a:graphicFrameLocks noChangeAspect="1"/>
@@ -46,7 +43,7 @@
                   <pic:spPr>
                     <a:xfrm>
                       <a:off x="0" y="0"/>
-                      <a:ext cx="5252961" cy="5688000"/>
+                      <a:ext cx="5286208" cy="5724000"/>
                     </a:xfrm>
                     <a:prstGeom prst="rect"/>
                   </pic:spPr>
@@ -63,7 +60,20 @@
         <w:spacing w:after="240"/>
       </w:pPr>
       <w:r>
-        <w:t>Figur 1. Fyndplatser för naturvårdsarter i och inom 15 meter från avverkningsanmälan (röd linje). Inom parentes anges rödlistekategorier, S för signalarter, Tför typiska arter och fridlysningsparagrafer i artskyddsförordningen.Markörer utan svart kant är placerade på fyndplatsen. Markörer med svart kant är placerade vid sidan av fyndplatsen och har ett svart streck som visar fyndplatsens exakta position. Kartans mittpunktskoordinat är N 6606551, E 353808 i SWEREF 99 TM.</w:t>
+        <w:t>Figur 1. Fyndplatser för naturvårdsarter i och inom 15 meter från avverkningsanmälan. Markörer utan svart kant är placerade på fyndplatsen. Markörer med svart kant är placerade vid sidan av fyndplatsen har ett svart streck som visar fyndplatsens exakta position. Kartans mittpunktskoordinat är N 6606551, E 353808 i SWEREF 99 TM.</w:t>
+      </w:r>
+    </w:p>
+    <w:p>
+      <w:r>
+        <w:t>I och inom 15 meter från avverkningsanmälan finns fynd av 4 naturvårdsarter, varav 2 är rödlistade, 3 är fridlysta och 3 är typiska (T): aspfjädermossa (VU, T), tretåig hackspett (NT, T, §4), spillkråka (T, §4) och revlummer (§9). Se Figur 1.</w:t>
+      </w:r>
+    </w:p>
+    <w:p>
+      <w:pPr>
+        <w:pStyle w:val="Heading1"/>
+      </w:pPr>
+      <w:r>
+        <w:t>Tillsynsbegäran</w:t>
       </w:r>
     </w:p>
     <w:p>
@@ -77,53 +87,16 @@
       </w:r>
     </w:p>
     <w:p>
-      <w:r>
-        <w:t>Nedan beskrivs fynd av naturvårdsarter och fridlysta arter som gjorts i det avverkningsanmälda området. I BILAGA 1 finns artfakta om fridlysta arter.</w:t>
-      </w:r>
-    </w:p>
-    <w:p>
       <w:pPr>
         <w:pStyle w:val="Heading1"/>
       </w:pPr>
       <w:r>
-        <w:t>Naturvårdsarter</w:t>
+        <w:t>Naturvårdsarter och fridlysta arter</w:t>
       </w:r>
     </w:p>
     <w:p>
       <w:r>
-        <w:t>I och inom 15 meter från avverkningsanmälan har följande 4 naturvårdsarter hittats: aspfjädermossa (VU, T), tretåig hackspett (NT, T, §4), spillkråka (T, §4) och revlummer (§9). Av dessa är 2 rödlistade. För rödlistade arter har rödlistekategorin angivits inom parentes. Typiska arter inom Natura 2000 som är kopplade till skogsekosystem har markerats med (T). För fridlysta arter anges även paragrafen i Artskyddsförordningen som arten är fridlyst enligt.</w:t>
-      </w:r>
-    </w:p>
-    <w:p>
-      <w:r>
-        <w:t>De påträffade naturvårdsarterna är ett tydligt kvitto på att det rör sig om en skog med höga naturvärden.</w:t>
-      </w:r>
-    </w:p>
-    <w:p>
-      <w:pPr>
-        <w:pStyle w:val="Heading2"/>
-      </w:pPr>
-      <w:r>
-        <w:t>Fridlysta arter</w:t>
-      </w:r>
-    </w:p>
-    <w:p>
-      <w:r>
-        <w:t>Följande fridlysta arter har sina livsmiljöer och växtplatser i den avverkningsanmälda skogen: tretåig hackspett (NT, T, §4), spillkråka (T, §4) och revlummer (§9).</w:t>
-      </w:r>
-    </w:p>
-    <w:p>
-      <w:r>
-        <w:t xml:space="preserve">Observera att medlemsländerna är skyldiga att agera i enlighet med EU:s fågeldirektiv där det uttryckligen står att direktivet gäller för fåglar samt för deras ägg, bon och </w:t>
-      </w:r>
-      <w:r>
-        <w:rPr>
-          <w:b/>
-        </w:rPr>
-        <w:t xml:space="preserve">livsmiljöer </w:t>
-      </w:r>
-      <w:r>
-        <w:t>(artikel 1). Vidare att de åtgärder som vidtas inte får leda till en försämring av den nuvarande situationen beträffande bevarandet av de fågelarter som avses i artikel 1 (artikel 13). Fågeldirektivet är styrande för tillsynsansvariga myndigheters ärendehantering, ställningstaganden och beslutsfattande.</w:t>
+        <w:t>Nedan följer beskrivningar av de naturvårdsarter och fridlysta arter som har sina livsmiljöer och växtplatser i den avverkningsanmälda skogen. Se även ytterligare artfakta i BILAGA 1. De påträffade naturvårdsarterna är ett tydligt kvitto på att det rör sig om en skog med höga naturvärden.</w:t>
       </w:r>
     </w:p>
     <w:p>
@@ -131,28 +104,19 @@
         <w:rPr>
           <w:b/>
         </w:rPr>
-        <w:t>Spillkråka (§4)</w:t>
+        <w:t>Aspfjädermossa (VU)</w:t>
       </w:r>
       <w:r>
-        <w:t xml:space="preserve"> omfattas av bilaga 1 i EU:s fågeldirektiv och är typisk art för </w:t>
+        <w:t xml:space="preserve"> är knuten till gamla skogar, framförallt på näringsrik, högproduktiv mark där den växer på bark av främst ask, lönn och asp. Arten är placerad högst upp i Skogsstyrelsens värdepyramid för bedömning av skog med höga naturvärden. Samtliga lokaler måste ges ett ändamålsenligt skydd och ett urval förekomster bör övervakas för att följa populationens status. Aspfjädermossa är typisk art för </w:t>
       </w:r>
       <w:r>
         <w:rPr>
           <w:i/>
         </w:rPr>
-        <w:t xml:space="preserve">9010 Taiga </w:t>
+        <w:t>9010 Taiga</w:t>
       </w:r>
       <w:r>
-        <w:t>och</w:t>
-      </w:r>
-      <w:r>
-        <w:rPr>
-          <w:i/>
-        </w:rPr>
-        <w:t xml:space="preserve"> 9740 Skogsbevuxen myr</w:t>
-      </w:r>
-      <w:r>
-        <w:t>. Den behöver grova träd, främst tall, asp och bok som boträd. Skogsbruk med korta omloppstider och täta, homogena ungskogar utgör det största hotet. Spillkråka är en nyckelart i skogliga miljöer vars övergivna bohål utnyttjas av flera andra hålhäckande fågelarter och fladdermöss, däribland pärluggla (EN, §4), knipa (§4), salskrake (§4) och skogsduva (§4). Hökuggla (VU, §4) och slaguggla (§4) häckar ofta i högstubbar som brutits av i höjd med ett gammalt spillkråkebo (SLU Artdatabanken, 2026; Skogsstyrelsen, 2016).</w:t>
+        <w:t xml:space="preserve"> (SLU Artdatabanken, 2024; Nitare &amp; Skogsstyrelsen, 2019).</w:t>
       </w:r>
     </w:p>
     <w:p>
@@ -186,61 +150,13 @@
     </w:p>
     <w:p>
       <w:r>
-        <w:t>I BILAGA 1 finns mer detaljerad information om ekologi samt krav på livsmiljö hos fridlysta arter.</w:t>
-      </w:r>
-    </w:p>
-    <w:p>
-      <w:pPr>
-        <w:pStyle w:val="Heading2"/>
-      </w:pPr>
-      <w:r>
-        <w:t>Övriga naturvårdsarter</w:t>
-      </w:r>
-    </w:p>
-    <w:p>
-      <w:r>
         <w:rPr>
           <w:b/>
         </w:rPr>
-        <w:t>Aspfjädermossa (VU)</w:t>
+        <w:t>Spillkråka (§4)</w:t>
       </w:r>
       <w:r>
-        <w:t xml:space="preserve"> är knuten till gamla skogar, framförallt på näringsrik, högproduktiv mark där den växer på bark av främst ask, lönn och asp. Arten är placerad högst upp i Skogsstyrelsens värdepyramid för bedömning av skog med höga naturvärden. Samtliga lokaler måste ges ett ändamålsenligt skydd och ett urval förekomster bör övervakas för att följa populationens status. Aspfjädermossa är typisk art för </w:t>
-      </w:r>
-      <w:r>
-        <w:rPr>
-          <w:i/>
-        </w:rPr>
-        <w:t>9010 Taiga</w:t>
-      </w:r>
-      <w:r>
-        <w:t xml:space="preserve"> (SLU Artdatabanken, 2024; Nitare &amp; Skogsstyrelsen, 2019).</w:t>
-      </w:r>
-    </w:p>
-    <w:p>
-      <w:r>
-        <w:br w:type="page"/>
-      </w:r>
-    </w:p>
-    <w:p>
-      <w:pPr>
-        <w:pStyle w:val="Title"/>
-      </w:pPr>
-      <w:r>
-        <w:t>BILAGA 1 – Fridlysta arter</w:t>
-      </w:r>
-    </w:p>
-    <w:p>
-      <w:pPr>
-        <w:pStyle w:val="Heading1"/>
-      </w:pPr>
-      <w:r>
-        <w:t>Spillkråka – ekologi samt krav på livsmiljön</w:t>
-      </w:r>
-    </w:p>
-    <w:p>
-      <w:r>
-        <w:t xml:space="preserve">Spillkråka (§4) ingår i bilaga 1 EU:s fågeldirektiv och är typisk art för </w:t>
+        <w:t xml:space="preserve"> omfattas av bilaga 1 i EU:s fågeldirektiv och är typisk art för </w:t>
       </w:r>
       <w:r>
         <w:rPr>
@@ -258,48 +174,42 @@
         <w:t xml:space="preserve"> 9740 Skogsbevuxen myr</w:t>
       </w:r>
       <w:r>
-        <w:t>. Den lever i både barr- och blandskog liksom i ren lövskog. De tätaste populationerna tenderar att finnas i äldre, variationsrik blandskog med gott om död ved och gamla träd. Varje par utnyttjar 400–1000 hektar skog beroende på skogens kvalitet. Skogsbruk med korta omloppstider och täta, homogena ungskogar utgör det största hotet (SLU Artdatabanken, 2026).</w:t>
+        <w:t>. Den behöver grova träd, främst tall, asp och bok som boträd. Skogsbruk med korta omloppstider och täta, homogena ungskogar utgör det största hotet. Spillkråka är en nyckelart i skogliga miljöer vars övergivna bohål utnyttjas av flera andra hålhäckande fågelarter och fladdermöss, däribland pärluggla (EN, §4), knipa (§4), salskrake (§4) och skogsduva (§4). Hökuggla (VU, §4) och slaguggla (§4) häckar ofta i högstubbar som brutits av i höjd med ett gammalt spillkråkebo (SLU Artdatabanken, 2026; Skogsstyrelsen, 2016).</w:t>
+      </w:r>
+    </w:p>
+    <w:p>
+      <w:pPr>
+        <w:pStyle w:val="Heading1"/>
+      </w:pPr>
+      <w:r>
+        <w:t>EU:s fågeldirektiv</w:t>
       </w:r>
     </w:p>
     <w:p>
       <w:r>
-        <w:t>Spillkråka är en nyckelart i skogliga miljöer vars övergivna bohål utnyttjas av flera andra hålhäckande fågelarter och fladdermöss, däribland pärluggla (EN, §4), knipa (§4), salskrake (§4) och skogsduva (§4). Hökuggla (VU, §4) och slaguggla (§4) häckar ofta i högstubbar som brutits av i höjd med ett gammalt spillkråkebo (Skogsstyrelsen, 2016).</w:t>
+        <w:t xml:space="preserve">Europeiska unionens medlemsländer är skyldiga att agera i enlighet med EU:s fågeldirektiv där det uttryckligen står att direktivet gäller för fåglar samt för deras ägg, bon och </w:t>
+      </w:r>
+      <w:r>
+        <w:rPr>
+          <w:b/>
+        </w:rPr>
+        <w:t xml:space="preserve">livsmiljöer </w:t>
+      </w:r>
+      <w:r>
+        <w:t>(artikel 1). Vidare att de åtgärder som vidtas inte får leda till en försämring av den nuvarande situationen beträffande bevarandet av de fågelarter som avses i artikel 1 (artikel 13). Fågeldirektivet är styrande för tillsynsansvariga myndigheters ärendehantering, ställningstaganden och beslutsfattande.</w:t>
+      </w:r>
+    </w:p>
+    <w:p>
+      <w:r>
+        <w:br w:type="page"/>
       </w:r>
     </w:p>
     <w:p>
       <w:pPr>
-        <w:pStyle w:val="Heading2"/>
+        <w:pStyle w:val="Title"/>
       </w:pPr>
       <w:r>
-        <w:t>Referenser – spillkråka</w:t>
-      </w:r>
-    </w:p>
-    <w:p>
-      <w:r>
-        <w:t xml:space="preserve">Skogsstyrelsen, 2016. </w:t>
-      </w:r>
-      <w:r>
-        <w:rPr>
-          <w:i/>
-        </w:rPr>
-        <w:t xml:space="preserve">Vägledning för hänsyn till spillkråka. </w:t>
-      </w:r>
-      <w:r>
-        <w:t>Vägledningar och kunskapsstöd artskydd – Skogsstyrelsen.</w:t>
-      </w:r>
-    </w:p>
-    <w:p>
-      <w:r>
-        <w:t xml:space="preserve">SLU Artdatabanken, 2026. </w:t>
-      </w:r>
-      <w:r>
-        <w:rPr>
-          <w:i/>
-        </w:rPr>
-        <w:t xml:space="preserve">Artfaktablad. Naturvård – artfakta. </w:t>
-      </w:r>
-      <w:r>
-        <w:t>SLU Artdatabanken, Uppsala.</w:t>
+        <w:t>BILAGA 1 – Fridlysta arter</w:t>
       </w:r>
     </w:p>
     <w:p>
@@ -503,6 +413,78 @@
         <w:t>Acta Ornithologica 40(1): 53–60.</w:t>
       </w:r>
     </w:p>
+    <w:p>
+      <w:pPr>
+        <w:pStyle w:val="Heading1"/>
+      </w:pPr>
+      <w:r>
+        <w:t>Spillkråka – ekologi samt krav på livsmiljön</w:t>
+      </w:r>
+    </w:p>
+    <w:p>
+      <w:r>
+        <w:t xml:space="preserve">Spillkråka (§4) ingår i bilaga 1 EU:s fågeldirektiv och är typisk art för </w:t>
+      </w:r>
+      <w:r>
+        <w:rPr>
+          <w:i/>
+        </w:rPr>
+        <w:t xml:space="preserve">9010 Taiga </w:t>
+      </w:r>
+      <w:r>
+        <w:t>och</w:t>
+      </w:r>
+      <w:r>
+        <w:rPr>
+          <w:i/>
+        </w:rPr>
+        <w:t xml:space="preserve"> 9740 Skogsbevuxen myr</w:t>
+      </w:r>
+      <w:r>
+        <w:t>. Den lever i både barr- och blandskog liksom i ren lövskog. De tätaste populationerna tenderar att finnas i äldre, variationsrik blandskog med gott om död ved och gamla träd. Varje par utnyttjar 400–1000 hektar skog beroende på skogens kvalitet. Skogsbruk med korta omloppstider och täta, homogena ungskogar utgör det största hotet (SLU Artdatabanken, 2026).</w:t>
+      </w:r>
+    </w:p>
+    <w:p>
+      <w:r>
+        <w:t>Spillkråka är en nyckelart i skogliga miljöer vars övergivna bohål utnyttjas av flera andra hålhäckande fågelarter och fladdermöss, däribland pärluggla (EN, §4), knipa (§4), salskrake (§4) och skogsduva (§4). Hökuggla (VU, §4) och slaguggla (§4) häckar ofta i högstubbar som brutits av i höjd med ett gammalt spillkråkebo (Skogsstyrelsen, 2016).</w:t>
+      </w:r>
+    </w:p>
+    <w:p>
+      <w:pPr>
+        <w:pStyle w:val="Heading2"/>
+      </w:pPr>
+      <w:r>
+        <w:t>Referenser – spillkråka</w:t>
+      </w:r>
+    </w:p>
+    <w:p>
+      <w:r>
+        <w:t xml:space="preserve">Skogsstyrelsen, 2016. </w:t>
+      </w:r>
+      <w:r>
+        <w:rPr>
+          <w:i/>
+        </w:rPr>
+        <w:t xml:space="preserve">Vägledning för hänsyn till spillkråka. </w:t>
+      </w:r>
+      <w:r>
+        <w:t>Vägledningar och kunskapsstöd artskydd – Skogsstyrelsen.</w:t>
+      </w:r>
+    </w:p>
+    <w:p>
+      <w:r>
+        <w:t xml:space="preserve">SLU Artdatabanken, 2026. </w:t>
+      </w:r>
+      <w:r>
+        <w:rPr>
+          <w:i/>
+        </w:rPr>
+        <w:t xml:space="preserve">Artfaktablad. Naturvård – artfakta. </w:t>
+      </w:r>
+      <w:r>
+        <w:t>SLU Artdatabanken, Uppsala.</w:t>
+      </w:r>
+    </w:p>
     <w:sectPr>
       <w:headerReference w:type="even" r:id="rId8"/>
       <w:headerReference w:type="default" r:id="rId9"/>
@@ -631,7 +613,7 @@
     <w:r>
       <w:tab/>
       <w:tab/>
-      <w:t>2026-06-20</w:t>
+      <w:t>2026-06-21</w:t>
       <w:br/>
       <w:br/>
     </w:r>

--- a/tillsyn/A 23793-2026 tillsynsbegäran.docx
+++ b/tillsyn/A 23793-2026 tillsynsbegäran.docx
@@ -613,7 +613,7 @@
     <w:r>
       <w:tab/>
       <w:tab/>
-      <w:t>2026-06-21</w:t>
+      <w:t>2026-06-22</w:t>
       <w:br/>
       <w:br/>
     </w:r>

--- a/tillsyn/A 23793-2026 tillsynsbegäran.docx
+++ b/tillsyn/A 23793-2026 tillsynsbegäran.docx
@@ -613,7 +613,7 @@
     <w:r>
       <w:tab/>
       <w:tab/>
-      <w:t>2026-06-22</w:t>
+      <w:t>2026-06-23</w:t>
       <w:br/>
       <w:br/>
     </w:r>

--- a/tillsyn/A 23793-2026 tillsynsbegäran.docx
+++ b/tillsyn/A 23793-2026 tillsynsbegäran.docx
@@ -613,7 +613,7 @@
     <w:r>
       <w:tab/>
       <w:tab/>
-      <w:t>2026-06-23</w:t>
+      <w:t>2026-06-24</w:t>
       <w:br/>
       <w:br/>
     </w:r>

--- a/tillsyn/A 23793-2026 tillsynsbegäran.docx
+++ b/tillsyn/A 23793-2026 tillsynsbegäran.docx
@@ -613,7 +613,7 @@
     <w:r>
       <w:tab/>
       <w:tab/>
-      <w:t>2026-06-24</w:t>
+      <w:t>2026-06-25</w:t>
       <w:br/>
       <w:br/>
     </w:r>

--- a/tillsyn/A 23793-2026 tillsynsbegäran.docx
+++ b/tillsyn/A 23793-2026 tillsynsbegäran.docx
@@ -613,7 +613,7 @@
     <w:r>
       <w:tab/>
       <w:tab/>
-      <w:t>2026-06-25</w:t>
+      <w:t>2026-06-26</w:t>
       <w:br/>
       <w:br/>
     </w:r>

--- a/tillsyn/A 23793-2026 tillsynsbegäran.docx
+++ b/tillsyn/A 23793-2026 tillsynsbegäran.docx
@@ -613,7 +613,7 @@
     <w:r>
       <w:tab/>
       <w:tab/>
-      <w:t>2026-06-26</w:t>
+      <w:t>2026-06-27</w:t>
       <w:br/>
       <w:br/>
     </w:r>

--- a/tillsyn/A 23793-2026 tillsynsbegäran.docx
+++ b/tillsyn/A 23793-2026 tillsynsbegäran.docx
@@ -613,7 +613,7 @@
     <w:r>
       <w:tab/>
       <w:tab/>
-      <w:t>2026-06-27</w:t>
+      <w:t>2026-06-28</w:t>
       <w:br/>
       <w:br/>
     </w:r>

--- a/tillsyn/A 23793-2026 tillsynsbegäran.docx
+++ b/tillsyn/A 23793-2026 tillsynsbegäran.docx
@@ -613,7 +613,7 @@
     <w:r>
       <w:tab/>
       <w:tab/>
-      <w:t>2026-06-28</w:t>
+      <w:t>2026-06-29</w:t>
       <w:br/>
       <w:br/>
     </w:r>

--- a/tillsyn/A 23793-2026 tillsynsbegäran.docx
+++ b/tillsyn/A 23793-2026 tillsynsbegäran.docx
@@ -613,7 +613,7 @@
     <w:r>
       <w:tab/>
       <w:tab/>
-      <w:t>2026-06-29</w:t>
+      <w:t>2026-06-30</w:t>
       <w:br/>
       <w:br/>
     </w:r>

--- a/tillsyn/A 23793-2026 tillsynsbegäran.docx
+++ b/tillsyn/A 23793-2026 tillsynsbegäran.docx
@@ -613,7 +613,7 @@
     <w:r>
       <w:tab/>
       <w:tab/>
-      <w:t>2026-06-30</w:t>
+      <w:t>2026-07-01</w:t>
       <w:br/>
       <w:br/>
     </w:r>

--- a/tillsyn/A 23793-2026 tillsynsbegäran.docx
+++ b/tillsyn/A 23793-2026 tillsynsbegäran.docx
@@ -613,7 +613,7 @@
     <w:r>
       <w:tab/>
       <w:tab/>
-      <w:t>2026-07-01</w:t>
+      <w:t>2026-07-02</w:t>
       <w:br/>
       <w:br/>
     </w:r>

--- a/tillsyn/A 23793-2026 tillsynsbegäran.docx
+++ b/tillsyn/A 23793-2026 tillsynsbegäran.docx
@@ -613,7 +613,7 @@
     <w:r>
       <w:tab/>
       <w:tab/>
-      <w:t>2026-07-13</w:t>
+      <w:t>2026-07-14</w:t>
       <w:br/>
       <w:br/>
     </w:r>

--- a/tillsyn/A 23793-2026 tillsynsbegäran.docx
+++ b/tillsyn/A 23793-2026 tillsynsbegäran.docx
@@ -613,7 +613,7 @@
     <w:r>
       <w:tab/>
       <w:tab/>
-      <w:t>2026-07-14</w:t>
+      <w:t>2026-07-15</w:t>
       <w:br/>
       <w:br/>
     </w:r>

--- a/tillsyn/A 23793-2026 tillsynsbegäran.docx
+++ b/tillsyn/A 23793-2026 tillsynsbegäran.docx
@@ -613,7 +613,7 @@
     <w:r>
       <w:tab/>
       <w:tab/>
-      <w:t>2026-07-15</w:t>
+      <w:t>2026-07-16</w:t>
       <w:br/>
       <w:br/>
     </w:r>

--- a/tillsyn/A 23793-2026 tillsynsbegäran.docx
+++ b/tillsyn/A 23793-2026 tillsynsbegäran.docx
@@ -613,7 +613,7 @@
     <w:r>
       <w:tab/>
       <w:tab/>
-      <w:t>2026-07-16</w:t>
+      <w:t>2026-07-17</w:t>
       <w:br/>
       <w:br/>
     </w:r>

--- a/tillsyn/A 23793-2026 tillsynsbegäran.docx
+++ b/tillsyn/A 23793-2026 tillsynsbegäran.docx
@@ -613,7 +613,7 @@
     <w:r>
       <w:tab/>
       <w:tab/>
-      <w:t>2026-07-17</w:t>
+      <w:t>2026-07-18</w:t>
       <w:br/>
       <w:br/>
     </w:r>

--- a/tillsyn/A 23793-2026 tillsynsbegäran.docx
+++ b/tillsyn/A 23793-2026 tillsynsbegäran.docx
@@ -613,7 +613,7 @@
     <w:r>
       <w:tab/>
       <w:tab/>
-      <w:t>2026-07-18</w:t>
+      <w:t>2026-07-19</w:t>
       <w:br/>
       <w:br/>
     </w:r>

--- a/tillsyn/A 23793-2026 tillsynsbegäran.docx
+++ b/tillsyn/A 23793-2026 tillsynsbegäran.docx
@@ -613,7 +613,7 @@
     <w:r>
       <w:tab/>
       <w:tab/>
-      <w:t>2026-07-19</w:t>
+      <w:t>2026-07-20</w:t>
       <w:br/>
       <w:br/>
     </w:r>

--- a/tillsyn/A 23793-2026 tillsynsbegäran.docx
+++ b/tillsyn/A 23793-2026 tillsynsbegäran.docx
@@ -613,7 +613,7 @@
     <w:r>
       <w:tab/>
       <w:tab/>
-      <w:t>2026-07-20</w:t>
+      <w:t>2026-07-21</w:t>
       <w:br/>
       <w:br/>
     </w:r>

--- a/tillsyn/A 23793-2026 tillsynsbegäran.docx
+++ b/tillsyn/A 23793-2026 tillsynsbegäran.docx
@@ -613,7 +613,7 @@
     <w:r>
       <w:tab/>
       <w:tab/>
-      <w:t>2026-07-21</w:t>
+      <w:t>2026-07-22</w:t>
       <w:br/>
       <w:br/>
     </w:r>

--- a/tillsyn/A 23793-2026 tillsynsbegäran.docx
+++ b/tillsyn/A 23793-2026 tillsynsbegäran.docx
@@ -613,7 +613,7 @@
     <w:r>
       <w:tab/>
       <w:tab/>
-      <w:t>2026-07-22</w:t>
+      <w:t>2026-07-23</w:t>
       <w:br/>
       <w:br/>
     </w:r>

--- a/tillsyn/A 23793-2026 tillsynsbegäran.docx
+++ b/tillsyn/A 23793-2026 tillsynsbegäran.docx
@@ -613,7 +613,7 @@
     <w:r>
       <w:tab/>
       <w:tab/>
-      <w:t>2026-07-23</w:t>
+      <w:t>2026-07-24</w:t>
       <w:br/>
       <w:br/>
     </w:r>

--- a/tillsyn/A 23793-2026 tillsynsbegäran.docx
+++ b/tillsyn/A 23793-2026 tillsynsbegäran.docx
@@ -60,7 +60,7 @@
         <w:spacing w:after="240"/>
       </w:pPr>
       <w:r>
-        <w:t>Figur 1. Fyndplatser för naturvårdsarter i och inom 15 meter från avverkningsanmälan. Markörer utan svart kant är placerade på fyndplatsen. Markörer med svart kant är placerade vid sidan av fyndplatsen har ett svart streck som visar fyndplatsens exakta position. Kartans mittpunktskoordinat är N 6606551, E 353808 i SWEREF 99 TM.</w:t>
+        <w:t>Figur 1. Fyndplatser för naturvårdsarter i och inom 15 meter från avverkningsanmälan. Markörer utan svart kant är placerade på fyndplatsen. Markörer med svart kant är placerade vid sidan av fyndplatsen och har ett svart streck som visar fyndplatsens exakta position. Kartans mittpunktskoordinat är N 6606551, E 353808 i SWEREF 99 TM.</w:t>
       </w:r>
     </w:p>
     <w:p>
@@ -613,7 +613,7 @@
     <w:r>
       <w:tab/>
       <w:tab/>
-      <w:t>2026-08-14</w:t>
+      <w:t>2026-08-15</w:t>
       <w:br/>
       <w:br/>
     </w:r>

--- a/tillsyn/A 23793-2026 tillsynsbegäran.docx
+++ b/tillsyn/A 23793-2026 tillsynsbegäran.docx
@@ -613,7 +613,7 @@
     <w:r>
       <w:tab/>
       <w:tab/>
-      <w:t>2026-08-15</w:t>
+      <w:t>2026-08-16</w:t>
       <w:br/>
       <w:br/>
     </w:r>

--- a/tillsyn/A 23793-2026 tillsynsbegäran.docx
+++ b/tillsyn/A 23793-2026 tillsynsbegäran.docx
@@ -613,7 +613,7 @@
     <w:r>
       <w:tab/>
       <w:tab/>
-      <w:t>2026-08-16</w:t>
+      <w:t>2026-08-17</w:t>
       <w:br/>
       <w:br/>
     </w:r>

--- a/tillsyn/A 23793-2026 tillsynsbegäran.docx
+++ b/tillsyn/A 23793-2026 tillsynsbegäran.docx
@@ -613,7 +613,7 @@
     <w:r>
       <w:tab/>
       <w:tab/>
-      <w:t>2026-08-17</w:t>
+      <w:t>2026-08-18</w:t>
       <w:br/>
       <w:br/>
     </w:r>

--- a/tillsyn/A 23793-2026 tillsynsbegäran.docx
+++ b/tillsyn/A 23793-2026 tillsynsbegäran.docx
@@ -613,7 +613,7 @@
     <w:r>
       <w:tab/>
       <w:tab/>
-      <w:t>2026-08-18</w:t>
+      <w:t>2026-08-19</w:t>
       <w:br/>
       <w:br/>
     </w:r>

--- a/tillsyn/A 23793-2026 tillsynsbegäran.docx
+++ b/tillsyn/A 23793-2026 tillsynsbegäran.docx
@@ -613,7 +613,7 @@
     <w:r>
       <w:tab/>
       <w:tab/>
-      <w:t>2026-08-19</w:t>
+      <w:t>2026-08-20</w:t>
       <w:br/>
       <w:br/>
     </w:r>

--- a/tillsyn/A 23793-2026 tillsynsbegäran.docx
+++ b/tillsyn/A 23793-2026 tillsynsbegäran.docx
@@ -613,7 +613,7 @@
     <w:r>
       <w:tab/>
       <w:tab/>
-      <w:t>2026-08-20</w:t>
+      <w:t>2026-08-21</w:t>
       <w:br/>
       <w:br/>
     </w:r>

--- a/tillsyn/A 23793-2026 tillsynsbegäran.docx
+++ b/tillsyn/A 23793-2026 tillsynsbegäran.docx
@@ -613,7 +613,7 @@
     <w:r>
       <w:tab/>
       <w:tab/>
-      <w:t>2026-08-21</w:t>
+      <w:t>2026-08-22</w:t>
       <w:br/>
       <w:br/>
     </w:r>

--- a/tillsyn/A 23793-2026 tillsynsbegäran.docx
+++ b/tillsyn/A 23793-2026 tillsynsbegäran.docx
@@ -613,7 +613,7 @@
     <w:r>
       <w:tab/>
       <w:tab/>
-      <w:t>2026-08-22</w:t>
+      <w:t>2026-08-23</w:t>
       <w:br/>
       <w:br/>
     </w:r>

--- a/tillsyn/A 23793-2026 tillsynsbegäran.docx
+++ b/tillsyn/A 23793-2026 tillsynsbegäran.docx
@@ -613,7 +613,7 @@
     <w:r>
       <w:tab/>
       <w:tab/>
-      <w:t>2026-08-23</w:t>
+      <w:t>2026-08-24</w:t>
       <w:br/>
       <w:br/>
     </w:r>

--- a/tillsyn/A 23793-2026 tillsynsbegäran.docx
+++ b/tillsyn/A 23793-2026 tillsynsbegäran.docx
@@ -613,7 +613,7 @@
     <w:r>
       <w:tab/>
       <w:tab/>
-      <w:t>2026-08-24</w:t>
+      <w:t>2026-08-25</w:t>
       <w:br/>
       <w:br/>
     </w:r>

--- a/tillsyn/A 23793-2026 tillsynsbegäran.docx
+++ b/tillsyn/A 23793-2026 tillsynsbegäran.docx
@@ -613,7 +613,7 @@
     <w:r>
       <w:tab/>
       <w:tab/>
-      <w:t>2026-08-25</w:t>
+      <w:t>2026-08-26</w:t>
       <w:br/>
       <w:br/>
     </w:r>

--- a/tillsyn/A 23793-2026 tillsynsbegäran.docx
+++ b/tillsyn/A 23793-2026 tillsynsbegäran.docx
@@ -613,7 +613,7 @@
     <w:r>
       <w:tab/>
       <w:tab/>
-      <w:t>2026-08-26</w:t>
+      <w:t>2026-08-27</w:t>
       <w:br/>
       <w:br/>
     </w:r>

--- a/tillsyn/A 23793-2026 tillsynsbegäran.docx
+++ b/tillsyn/A 23793-2026 tillsynsbegäran.docx
@@ -613,7 +613,7 @@
     <w:r>
       <w:tab/>
       <w:tab/>
-      <w:t>2026-08-27</w:t>
+      <w:t>2026-08-28</w:t>
       <w:br/>
       <w:br/>
     </w:r>

--- a/tillsyn/A 23793-2026 tillsynsbegäran.docx
+++ b/tillsyn/A 23793-2026 tillsynsbegäran.docx
@@ -613,7 +613,7 @@
     <w:r>
       <w:tab/>
       <w:tab/>
-      <w:t>2026-08-28</w:t>
+      <w:t>2026-08-29</w:t>
       <w:br/>
       <w:br/>
     </w:r>

--- a/tillsyn/A 23793-2026 tillsynsbegäran.docx
+++ b/tillsyn/A 23793-2026 tillsynsbegäran.docx
@@ -613,7 +613,7 @@
     <w:r>
       <w:tab/>
       <w:tab/>
-      <w:t>2026-08-29</w:t>
+      <w:t>2026-08-31</w:t>
       <w:br/>
       <w:br/>
     </w:r>

--- a/tillsyn/A 23793-2026 tillsynsbegäran.docx
+++ b/tillsyn/A 23793-2026 tillsynsbegäran.docx
@@ -613,7 +613,7 @@
     <w:r>
       <w:tab/>
       <w:tab/>
-      <w:t>2026-08-31</w:t>
+      <w:t>2026-09-01</w:t>
       <w:br/>
       <w:br/>
     </w:r>

--- a/tillsyn/A 23793-2026 tillsynsbegäran.docx
+++ b/tillsyn/A 23793-2026 tillsynsbegäran.docx
@@ -613,7 +613,7 @@
     <w:r>
       <w:tab/>
       <w:tab/>
-      <w:t>2026-09-01</w:t>
+      <w:t>2026-09-02</w:t>
       <w:br/>
       <w:br/>
     </w:r>

--- a/tillsyn/A 23793-2026 tillsynsbegäran.docx
+++ b/tillsyn/A 23793-2026 tillsynsbegäran.docx
@@ -613,7 +613,7 @@
     <w:r>
       <w:tab/>
       <w:tab/>
-      <w:t>2026-09-02</w:t>
+      <w:t>2026-09-03</w:t>
       <w:br/>
       <w:br/>
     </w:r>

--- a/tillsyn/A 23793-2026 tillsynsbegäran.docx
+++ b/tillsyn/A 23793-2026 tillsynsbegäran.docx
@@ -613,7 +613,7 @@
     <w:r>
       <w:tab/>
       <w:tab/>
-      <w:t>2026-09-03</w:t>
+      <w:t>2026-09-04</w:t>
       <w:br/>
       <w:br/>
     </w:r>

--- a/tillsyn/A 23793-2026 tillsynsbegäran.docx
+++ b/tillsyn/A 23793-2026 tillsynsbegäran.docx
@@ -613,7 +613,7 @@
     <w:r>
       <w:tab/>
       <w:tab/>
-      <w:t>2026-09-04</w:t>
+      <w:t>2026-09-05</w:t>
       <w:br/>
       <w:br/>
     </w:r>

--- a/tillsyn/A 23793-2026 tillsynsbegäran.docx
+++ b/tillsyn/A 23793-2026 tillsynsbegäran.docx
@@ -613,7 +613,7 @@
     <w:r>
       <w:tab/>
       <w:tab/>
-      <w:t>2026-09-05</w:t>
+      <w:t>2026-09-06</w:t>
       <w:br/>
       <w:br/>
     </w:r>

--- a/tillsyn/A 23793-2026 tillsynsbegäran.docx
+++ b/tillsyn/A 23793-2026 tillsynsbegäran.docx
@@ -613,7 +613,7 @@
     <w:r>
       <w:tab/>
       <w:tab/>
-      <w:t>2026-09-06</w:t>
+      <w:t>2026-09-07</w:t>
       <w:br/>
       <w:br/>
     </w:r>

--- a/tillsyn/A 23793-2026 tillsynsbegäran.docx
+++ b/tillsyn/A 23793-2026 tillsynsbegäran.docx
@@ -613,7 +613,7 @@
     <w:r>
       <w:tab/>
       <w:tab/>
-      <w:t>2026-09-07</w:t>
+      <w:t>2026-09-08</w:t>
       <w:br/>
       <w:br/>
     </w:r>

--- a/tillsyn/A 23793-2026 tillsynsbegäran.docx
+++ b/tillsyn/A 23793-2026 tillsynsbegäran.docx
@@ -613,7 +613,7 @@
     <w:r>
       <w:tab/>
       <w:tab/>
-      <w:t>2026-09-08</w:t>
+      <w:t>2026-09-09</w:t>
       <w:br/>
       <w:br/>
     </w:r>

--- a/tillsyn/A 23793-2026 tillsynsbegäran.docx
+++ b/tillsyn/A 23793-2026 tillsynsbegäran.docx
@@ -613,7 +613,7 @@
     <w:r>
       <w:tab/>
       <w:tab/>
-      <w:t>2026-09-09</w:t>
+      <w:t>2026-09-10</w:t>
       <w:br/>
       <w:br/>
     </w:r>

--- a/tillsyn/A 23793-2026 tillsynsbegäran.docx
+++ b/tillsyn/A 23793-2026 tillsynsbegäran.docx
@@ -613,7 +613,7 @@
     <w:r>
       <w:tab/>
       <w:tab/>
-      <w:t>2026-09-10</w:t>
+      <w:t>2026-09-11</w:t>
       <w:br/>
       <w:br/>
     </w:r>

--- a/tillsyn/A 23793-2026 tillsynsbegäran.docx
+++ b/tillsyn/A 23793-2026 tillsynsbegäran.docx
@@ -613,7 +613,7 @@
     <w:r>
       <w:tab/>
       <w:tab/>
-      <w:t>2026-09-11</w:t>
+      <w:t>2026-09-12</w:t>
       <w:br/>
       <w:br/>
     </w:r>

--- a/tillsyn/A 23793-2026 tillsynsbegäran.docx
+++ b/tillsyn/A 23793-2026 tillsynsbegäran.docx
@@ -613,7 +613,7 @@
     <w:r>
       <w:tab/>
       <w:tab/>
-      <w:t>2026-09-12</w:t>
+      <w:t>2026-09-13</w:t>
       <w:br/>
       <w:br/>
     </w:r>
